--- a/10_report/main/table_demo.docx
+++ b/10_report/main/table_demo.docx
@@ -38,7 +38,7 @@
         <w:gridCol w:w="2124"/>
         <w:gridCol w:w="2808"/>
         <w:gridCol w:w="711"/>
-        <w:gridCol w:w="761"/>
+        <w:gridCol w:w="861"/>
       </w:tblGrid>
       <w:tr>
         <w:trPr>
@@ -762,115 +762,115 @@
                 <w:szCs w:val="20"/>
                 <w:color w:val="000000"/>
               </w:rPr>
-              <w:t xml:space="preserve">Bằng cấp</w:t>
-            </w:r>
-          </w:p>
-        </w:tc>
-        <w:tc>
-          <w:tcPr>
-            <w:tcBorders>
-              <w:bottom w:val="single" w:sz="4" w:space="0" w:color="999999"/>
-              <w:top w:val="single" w:sz="4" w:space="0" w:color="999999"/>
-              <w:left w:val="single" w:sz="4" w:space="0" w:color="999999"/>
-              <w:right w:val="single" w:sz="4" w:space="0" w:color="999999"/>
-            </w:tcBorders>
-            <w:shd w:val="clear" w:color="auto" w:fill="FFFFFF"/>
-            <w:tcMar>
-              <w:top w:w="0" w:type="dxa"/>
-              <w:bottom w:w="0" w:type="dxa"/>
-              <w:left w:w="0" w:type="dxa"/>
-              <w:right w:w="0" w:type="dxa"/>
-            </w:tcMar>
-            <w:vAlign w:val="center"/>
-          </w:tcPr>
-          <w:p>
-            <w:pPr>
-              <w:jc w:val="center"/>
-              <w:pBdr>
-                <w:bottom w:val="none" w:sz="0" w:space="0" w:color="000000"/>
-                <w:top w:val="none" w:sz="0" w:space="0" w:color="000000"/>
-                <w:left w:val="none" w:sz="0" w:space="0" w:color="000000"/>
-                <w:right w:val="none" w:sz="0" w:space="0" w:color="000000"/>
-              </w:pBdr>
-              <w:spacing w:after="100" w:before="100" w:line="240"/>
-              <w:ind w:left="100" w:right="100" w:firstLine="0" w:firstLineChars="0"/>
-              <w:rPr>
-                <w:rFonts w:ascii="Times New Roman" w:hAnsi="Times New Roman" w:eastAsia="Times New Roman" w:cs="Times New Roman"/>
-                <w:i w:val="false"/>
-                <w:b w:val="false"/>
-                <w:u w:val="none"/>
-                <w:strike w:val="false"/>
-                <w:sz w:val="20"/>
-                <w:szCs w:val="20"/>
-                <w:color w:val="000000"/>
-              </w:rPr>
-            </w:pPr>
-            <w:r>
-              <w:rPr>
-                <w:rFonts w:ascii="Times New Roman" w:hAnsi="Times New Roman" w:eastAsia="Times New Roman" w:cs="Times New Roman"/>
-                <w:i w:val="false"/>
-                <w:b w:val="false"/>
-                <w:u w:val="none"/>
-                <w:strike w:val="false"/>
-                <w:sz w:val="20"/>
-                <w:szCs w:val="20"/>
-                <w:color w:val="000000"/>
-              </w:rPr>
-              <w:t xml:space="preserve">Đại học</w:t>
-            </w:r>
-          </w:p>
-        </w:tc>
-        <w:tc>
-          <w:tcPr>
-            <w:tcBorders>
-              <w:bottom w:val="single" w:sz="4" w:space="0" w:color="999999"/>
-              <w:top w:val="single" w:sz="4" w:space="0" w:color="999999"/>
-              <w:left w:val="single" w:sz="4" w:space="0" w:color="999999"/>
-              <w:right w:val="single" w:sz="4" w:space="0" w:color="999999"/>
-            </w:tcBorders>
-            <w:shd w:val="clear" w:color="auto" w:fill="FFFFFF"/>
-            <w:tcMar>
-              <w:top w:w="0" w:type="dxa"/>
-              <w:bottom w:w="0" w:type="dxa"/>
-              <w:left w:w="0" w:type="dxa"/>
-              <w:right w:w="0" w:type="dxa"/>
-            </w:tcMar>
-            <w:vAlign w:val="center"/>
-          </w:tcPr>
-          <w:p>
-            <w:pPr>
-              <w:jc w:val="center"/>
-              <w:pBdr>
-                <w:bottom w:val="none" w:sz="0" w:space="0" w:color="000000"/>
-                <w:top w:val="none" w:sz="0" w:space="0" w:color="000000"/>
-                <w:left w:val="none" w:sz="0" w:space="0" w:color="000000"/>
-                <w:right w:val="none" w:sz="0" w:space="0" w:color="000000"/>
-              </w:pBdr>
-              <w:spacing w:after="100" w:before="100" w:line="240"/>
-              <w:ind w:left="100" w:right="100" w:firstLine="0" w:firstLineChars="0"/>
-              <w:rPr>
-                <w:rFonts w:ascii="Times New Roman" w:hAnsi="Times New Roman" w:eastAsia="Times New Roman" w:cs="Times New Roman"/>
-                <w:i w:val="false"/>
-                <w:b w:val="false"/>
-                <w:u w:val="none"/>
-                <w:strike w:val="false"/>
-                <w:sz w:val="20"/>
-                <w:szCs w:val="20"/>
-                <w:color w:val="000000"/>
-              </w:rPr>
-            </w:pPr>
-            <w:r>
-              <w:rPr>
-                <w:rFonts w:ascii="Times New Roman" w:hAnsi="Times New Roman" w:eastAsia="Times New Roman" w:cs="Times New Roman"/>
-                <w:i w:val="false"/>
-                <w:b w:val="false"/>
-                <w:u w:val="none"/>
-                <w:strike w:val="false"/>
-                <w:sz w:val="20"/>
-                <w:szCs w:val="20"/>
-                <w:color w:val="000000"/>
-              </w:rPr>
-              <w:t xml:space="preserve">345</w:t>
+              <w:t xml:space="preserve">Giới tính</w:t>
+            </w:r>
+          </w:p>
+        </w:tc>
+        <w:tc>
+          <w:tcPr>
+            <w:tcBorders>
+              <w:bottom w:val="single" w:sz="4" w:space="0" w:color="999999"/>
+              <w:top w:val="single" w:sz="4" w:space="0" w:color="999999"/>
+              <w:left w:val="single" w:sz="4" w:space="0" w:color="999999"/>
+              <w:right w:val="single" w:sz="4" w:space="0" w:color="999999"/>
+            </w:tcBorders>
+            <w:shd w:val="clear" w:color="auto" w:fill="FFFFFF"/>
+            <w:tcMar>
+              <w:top w:w="0" w:type="dxa"/>
+              <w:bottom w:w="0" w:type="dxa"/>
+              <w:left w:w="0" w:type="dxa"/>
+              <w:right w:w="0" w:type="dxa"/>
+            </w:tcMar>
+            <w:vAlign w:val="center"/>
+          </w:tcPr>
+          <w:p>
+            <w:pPr>
+              <w:jc w:val="center"/>
+              <w:pBdr>
+                <w:bottom w:val="none" w:sz="0" w:space="0" w:color="000000"/>
+                <w:top w:val="none" w:sz="0" w:space="0" w:color="000000"/>
+                <w:left w:val="none" w:sz="0" w:space="0" w:color="000000"/>
+                <w:right w:val="none" w:sz="0" w:space="0" w:color="000000"/>
+              </w:pBdr>
+              <w:spacing w:after="100" w:before="100" w:line="240"/>
+              <w:ind w:left="100" w:right="100" w:firstLine="0" w:firstLineChars="0"/>
+              <w:rPr>
+                <w:rFonts w:ascii="Times New Roman" w:hAnsi="Times New Roman" w:eastAsia="Times New Roman" w:cs="Times New Roman"/>
+                <w:i w:val="false"/>
+                <w:b w:val="false"/>
+                <w:u w:val="none"/>
+                <w:strike w:val="false"/>
+                <w:sz w:val="20"/>
+                <w:szCs w:val="20"/>
+                <w:color w:val="000000"/>
+              </w:rPr>
+            </w:pPr>
+            <w:r>
+              <w:rPr>
+                <w:rFonts w:ascii="Times New Roman" w:hAnsi="Times New Roman" w:eastAsia="Times New Roman" w:cs="Times New Roman"/>
+                <w:i w:val="false"/>
+                <w:b w:val="false"/>
+                <w:u w:val="none"/>
+                <w:strike w:val="false"/>
+                <w:sz w:val="20"/>
+                <w:szCs w:val="20"/>
+                <w:color w:val="000000"/>
+              </w:rPr>
+              <w:t xml:space="preserve">Tổng cộng</w:t>
+            </w:r>
+          </w:p>
+        </w:tc>
+        <w:tc>
+          <w:tcPr>
+            <w:tcBorders>
+              <w:bottom w:val="single" w:sz="4" w:space="0" w:color="999999"/>
+              <w:top w:val="single" w:sz="4" w:space="0" w:color="999999"/>
+              <w:left w:val="single" w:sz="4" w:space="0" w:color="999999"/>
+              <w:right w:val="single" w:sz="4" w:space="0" w:color="999999"/>
+            </w:tcBorders>
+            <w:shd w:val="clear" w:color="auto" w:fill="FFFFFF"/>
+            <w:tcMar>
+              <w:top w:w="0" w:type="dxa"/>
+              <w:bottom w:w="0" w:type="dxa"/>
+              <w:left w:w="0" w:type="dxa"/>
+              <w:right w:w="0" w:type="dxa"/>
+            </w:tcMar>
+            <w:vAlign w:val="center"/>
+          </w:tcPr>
+          <w:p>
+            <w:pPr>
+              <w:jc w:val="center"/>
+              <w:pBdr>
+                <w:bottom w:val="none" w:sz="0" w:space="0" w:color="000000"/>
+                <w:top w:val="none" w:sz="0" w:space="0" w:color="000000"/>
+                <w:left w:val="none" w:sz="0" w:space="0" w:color="000000"/>
+                <w:right w:val="none" w:sz="0" w:space="0" w:color="000000"/>
+              </w:pBdr>
+              <w:spacing w:after="100" w:before="100" w:line="240"/>
+              <w:ind w:left="100" w:right="100" w:firstLine="0" w:firstLineChars="0"/>
+              <w:rPr>
+                <w:rFonts w:ascii="Times New Roman" w:hAnsi="Times New Roman" w:eastAsia="Times New Roman" w:cs="Times New Roman"/>
+                <w:i w:val="false"/>
+                <w:b w:val="false"/>
+                <w:u w:val="none"/>
+                <w:strike w:val="false"/>
+                <w:sz w:val="20"/>
+                <w:szCs w:val="20"/>
+                <w:color w:val="000000"/>
+              </w:rPr>
+            </w:pPr>
+            <w:r>
+              <w:rPr>
+                <w:rFonts w:ascii="Times New Roman" w:hAnsi="Times New Roman" w:eastAsia="Times New Roman" w:cs="Times New Roman"/>
+                <w:i w:val="false"/>
+                <w:b w:val="false"/>
+                <w:u w:val="none"/>
+                <w:strike w:val="false"/>
+                <w:sz w:val="20"/>
+                <w:szCs w:val="20"/>
+                <w:color w:val="000000"/>
+              </w:rPr>
+              <w:t xml:space="preserve">400</w:t>
             </w:r>
           </w:p>
         </w:tc>
@@ -924,7 +924,7 @@
                 <w:szCs w:val="20"/>
                 <w:color w:val="000000"/>
               </w:rPr>
-              <w:t xml:space="preserve">86.2</w:t>
+              <w:t xml:space="preserve">100.0</w:t>
             </w:r>
           </w:p>
         </w:tc>
@@ -1038,61 +1038,61 @@
                 <w:szCs w:val="20"/>
                 <w:color w:val="000000"/>
               </w:rPr>
-              <w:t xml:space="preserve">Trên đại học</w:t>
-            </w:r>
-          </w:p>
-        </w:tc>
-        <w:tc>
-          <w:tcPr>
-            <w:tcBorders>
-              <w:bottom w:val="single" w:sz="4" w:space="0" w:color="999999"/>
-              <w:top w:val="single" w:sz="4" w:space="0" w:color="999999"/>
-              <w:left w:val="single" w:sz="4" w:space="0" w:color="999999"/>
-              <w:right w:val="single" w:sz="4" w:space="0" w:color="999999"/>
-            </w:tcBorders>
-            <w:shd w:val="clear" w:color="auto" w:fill="FFFFFF"/>
-            <w:tcMar>
-              <w:top w:w="0" w:type="dxa"/>
-              <w:bottom w:w="0" w:type="dxa"/>
-              <w:left w:w="0" w:type="dxa"/>
-              <w:right w:w="0" w:type="dxa"/>
-            </w:tcMar>
-            <w:vAlign w:val="center"/>
-          </w:tcPr>
-          <w:p>
-            <w:pPr>
-              <w:jc w:val="center"/>
-              <w:pBdr>
-                <w:bottom w:val="none" w:sz="0" w:space="0" w:color="000000"/>
-                <w:top w:val="none" w:sz="0" w:space="0" w:color="000000"/>
-                <w:left w:val="none" w:sz="0" w:space="0" w:color="000000"/>
-                <w:right w:val="none" w:sz="0" w:space="0" w:color="000000"/>
-              </w:pBdr>
-              <w:spacing w:after="100" w:before="100" w:line="240"/>
-              <w:ind w:left="100" w:right="100" w:firstLine="0" w:firstLineChars="0"/>
-              <w:rPr>
-                <w:rFonts w:ascii="Times New Roman" w:hAnsi="Times New Roman" w:eastAsia="Times New Roman" w:cs="Times New Roman"/>
-                <w:i w:val="false"/>
-                <w:b w:val="false"/>
-                <w:u w:val="none"/>
-                <w:strike w:val="false"/>
-                <w:sz w:val="20"/>
-                <w:szCs w:val="20"/>
-                <w:color w:val="000000"/>
-              </w:rPr>
-            </w:pPr>
-            <w:r>
-              <w:rPr>
-                <w:rFonts w:ascii="Times New Roman" w:hAnsi="Times New Roman" w:eastAsia="Times New Roman" w:cs="Times New Roman"/>
-                <w:i w:val="false"/>
-                <w:b w:val="false"/>
-                <w:u w:val="none"/>
-                <w:strike w:val="false"/>
-                <w:sz w:val="20"/>
-                <w:szCs w:val="20"/>
-                <w:color w:val="000000"/>
-              </w:rPr>
-              <w:t xml:space="preserve">55</w:t>
+              <w:t xml:space="preserve">Đại học</w:t>
+            </w:r>
+          </w:p>
+        </w:tc>
+        <w:tc>
+          <w:tcPr>
+            <w:tcBorders>
+              <w:bottom w:val="single" w:sz="4" w:space="0" w:color="999999"/>
+              <w:top w:val="single" w:sz="4" w:space="0" w:color="999999"/>
+              <w:left w:val="single" w:sz="4" w:space="0" w:color="999999"/>
+              <w:right w:val="single" w:sz="4" w:space="0" w:color="999999"/>
+            </w:tcBorders>
+            <w:shd w:val="clear" w:color="auto" w:fill="FFFFFF"/>
+            <w:tcMar>
+              <w:top w:w="0" w:type="dxa"/>
+              <w:bottom w:w="0" w:type="dxa"/>
+              <w:left w:w="0" w:type="dxa"/>
+              <w:right w:w="0" w:type="dxa"/>
+            </w:tcMar>
+            <w:vAlign w:val="center"/>
+          </w:tcPr>
+          <w:p>
+            <w:pPr>
+              <w:jc w:val="center"/>
+              <w:pBdr>
+                <w:bottom w:val="none" w:sz="0" w:space="0" w:color="000000"/>
+                <w:top w:val="none" w:sz="0" w:space="0" w:color="000000"/>
+                <w:left w:val="none" w:sz="0" w:space="0" w:color="000000"/>
+                <w:right w:val="none" w:sz="0" w:space="0" w:color="000000"/>
+              </w:pBdr>
+              <w:spacing w:after="100" w:before="100" w:line="240"/>
+              <w:ind w:left="100" w:right="100" w:firstLine="0" w:firstLineChars="0"/>
+              <w:rPr>
+                <w:rFonts w:ascii="Times New Roman" w:hAnsi="Times New Roman" w:eastAsia="Times New Roman" w:cs="Times New Roman"/>
+                <w:i w:val="false"/>
+                <w:b w:val="false"/>
+                <w:u w:val="none"/>
+                <w:strike w:val="false"/>
+                <w:sz w:val="20"/>
+                <w:szCs w:val="20"/>
+                <w:color w:val="000000"/>
+              </w:rPr>
+            </w:pPr>
+            <w:r>
+              <w:rPr>
+                <w:rFonts w:ascii="Times New Roman" w:hAnsi="Times New Roman" w:eastAsia="Times New Roman" w:cs="Times New Roman"/>
+                <w:i w:val="false"/>
+                <w:b w:val="false"/>
+                <w:u w:val="none"/>
+                <w:strike w:val="false"/>
+                <w:sz w:val="20"/>
+                <w:szCs w:val="20"/>
+                <w:color w:val="000000"/>
+              </w:rPr>
+              <w:t xml:space="preserve">345</w:t>
             </w:r>
           </w:p>
         </w:tc>
@@ -1146,7 +1146,7 @@
                 <w:szCs w:val="20"/>
                 <w:color w:val="000000"/>
               </w:rPr>
-              <w:t xml:space="preserve">13.8</w:t>
+              <w:t xml:space="preserve">86.2</w:t>
             </w:r>
           </w:p>
         </w:tc>
@@ -1206,115 +1206,115 @@
                 <w:szCs w:val="20"/>
                 <w:color w:val="000000"/>
               </w:rPr>
-              <w:t xml:space="preserve">Chứng chỉ hành nghề</w:t>
-            </w:r>
-          </w:p>
-        </w:tc>
-        <w:tc>
-          <w:tcPr>
-            <w:tcBorders>
-              <w:bottom w:val="single" w:sz="4" w:space="0" w:color="999999"/>
-              <w:top w:val="single" w:sz="4" w:space="0" w:color="999999"/>
-              <w:left w:val="single" w:sz="4" w:space="0" w:color="999999"/>
-              <w:right w:val="single" w:sz="4" w:space="0" w:color="999999"/>
-            </w:tcBorders>
-            <w:shd w:val="clear" w:color="auto" w:fill="FFFFFF"/>
-            <w:tcMar>
-              <w:top w:w="0" w:type="dxa"/>
-              <w:bottom w:w="0" w:type="dxa"/>
-              <w:left w:w="0" w:type="dxa"/>
-              <w:right w:w="0" w:type="dxa"/>
-            </w:tcMar>
-            <w:vAlign w:val="center"/>
-          </w:tcPr>
-          <w:p>
-            <w:pPr>
-              <w:jc w:val="center"/>
-              <w:pBdr>
-                <w:bottom w:val="none" w:sz="0" w:space="0" w:color="000000"/>
-                <w:top w:val="none" w:sz="0" w:space="0" w:color="000000"/>
-                <w:left w:val="none" w:sz="0" w:space="0" w:color="000000"/>
-                <w:right w:val="none" w:sz="0" w:space="0" w:color="000000"/>
-              </w:pBdr>
-              <w:spacing w:after="100" w:before="100" w:line="240"/>
-              <w:ind w:left="100" w:right="100" w:firstLine="0" w:firstLineChars="0"/>
-              <w:rPr>
-                <w:rFonts w:ascii="Times New Roman" w:hAnsi="Times New Roman" w:eastAsia="Times New Roman" w:cs="Times New Roman"/>
-                <w:i w:val="false"/>
-                <w:b w:val="false"/>
-                <w:u w:val="none"/>
-                <w:strike w:val="false"/>
-                <w:sz w:val="20"/>
-                <w:szCs w:val="20"/>
-                <w:color w:val="000000"/>
-              </w:rPr>
-            </w:pPr>
-            <w:r>
-              <w:rPr>
-                <w:rFonts w:ascii="Times New Roman" w:hAnsi="Times New Roman" w:eastAsia="Times New Roman" w:cs="Times New Roman"/>
-                <w:i w:val="false"/>
-                <w:b w:val="false"/>
-                <w:u w:val="none"/>
-                <w:strike w:val="false"/>
-                <w:sz w:val="20"/>
-                <w:szCs w:val="20"/>
-                <w:color w:val="000000"/>
-              </w:rPr>
-              <w:t xml:space="preserve">Có</w:t>
-            </w:r>
-          </w:p>
-        </w:tc>
-        <w:tc>
-          <w:tcPr>
-            <w:tcBorders>
-              <w:bottom w:val="single" w:sz="4" w:space="0" w:color="999999"/>
-              <w:top w:val="single" w:sz="4" w:space="0" w:color="999999"/>
-              <w:left w:val="single" w:sz="4" w:space="0" w:color="999999"/>
-              <w:right w:val="single" w:sz="4" w:space="0" w:color="999999"/>
-            </w:tcBorders>
-            <w:shd w:val="clear" w:color="auto" w:fill="FFFFFF"/>
-            <w:tcMar>
-              <w:top w:w="0" w:type="dxa"/>
-              <w:bottom w:w="0" w:type="dxa"/>
-              <w:left w:w="0" w:type="dxa"/>
-              <w:right w:w="0" w:type="dxa"/>
-            </w:tcMar>
-            <w:vAlign w:val="center"/>
-          </w:tcPr>
-          <w:p>
-            <w:pPr>
-              <w:jc w:val="center"/>
-              <w:pBdr>
-                <w:bottom w:val="none" w:sz="0" w:space="0" w:color="000000"/>
-                <w:top w:val="none" w:sz="0" w:space="0" w:color="000000"/>
-                <w:left w:val="none" w:sz="0" w:space="0" w:color="000000"/>
-                <w:right w:val="none" w:sz="0" w:space="0" w:color="000000"/>
-              </w:pBdr>
-              <w:spacing w:after="100" w:before="100" w:line="240"/>
-              <w:ind w:left="100" w:right="100" w:firstLine="0" w:firstLineChars="0"/>
-              <w:rPr>
-                <w:rFonts w:ascii="Times New Roman" w:hAnsi="Times New Roman" w:eastAsia="Times New Roman" w:cs="Times New Roman"/>
-                <w:i w:val="false"/>
-                <w:b w:val="false"/>
-                <w:u w:val="none"/>
-                <w:strike w:val="false"/>
-                <w:sz w:val="20"/>
-                <w:szCs w:val="20"/>
-                <w:color w:val="000000"/>
-              </w:rPr>
-            </w:pPr>
-            <w:r>
-              <w:rPr>
-                <w:rFonts w:ascii="Times New Roman" w:hAnsi="Times New Roman" w:eastAsia="Times New Roman" w:cs="Times New Roman"/>
-                <w:i w:val="false"/>
-                <w:b w:val="false"/>
-                <w:u w:val="none"/>
-                <w:strike w:val="false"/>
-                <w:sz w:val="20"/>
-                <w:szCs w:val="20"/>
-                <w:color w:val="000000"/>
-              </w:rPr>
-              <w:t xml:space="preserve">169</w:t>
+              <w:t xml:space="preserve">Bằng cấp</w:t>
+            </w:r>
+          </w:p>
+        </w:tc>
+        <w:tc>
+          <w:tcPr>
+            <w:tcBorders>
+              <w:bottom w:val="single" w:sz="4" w:space="0" w:color="999999"/>
+              <w:top w:val="single" w:sz="4" w:space="0" w:color="999999"/>
+              <w:left w:val="single" w:sz="4" w:space="0" w:color="999999"/>
+              <w:right w:val="single" w:sz="4" w:space="0" w:color="999999"/>
+            </w:tcBorders>
+            <w:shd w:val="clear" w:color="auto" w:fill="FFFFFF"/>
+            <w:tcMar>
+              <w:top w:w="0" w:type="dxa"/>
+              <w:bottom w:w="0" w:type="dxa"/>
+              <w:left w:w="0" w:type="dxa"/>
+              <w:right w:w="0" w:type="dxa"/>
+            </w:tcMar>
+            <w:vAlign w:val="center"/>
+          </w:tcPr>
+          <w:p>
+            <w:pPr>
+              <w:jc w:val="center"/>
+              <w:pBdr>
+                <w:bottom w:val="none" w:sz="0" w:space="0" w:color="000000"/>
+                <w:top w:val="none" w:sz="0" w:space="0" w:color="000000"/>
+                <w:left w:val="none" w:sz="0" w:space="0" w:color="000000"/>
+                <w:right w:val="none" w:sz="0" w:space="0" w:color="000000"/>
+              </w:pBdr>
+              <w:spacing w:after="100" w:before="100" w:line="240"/>
+              <w:ind w:left="100" w:right="100" w:firstLine="0" w:firstLineChars="0"/>
+              <w:rPr>
+                <w:rFonts w:ascii="Times New Roman" w:hAnsi="Times New Roman" w:eastAsia="Times New Roman" w:cs="Times New Roman"/>
+                <w:i w:val="false"/>
+                <w:b w:val="false"/>
+                <w:u w:val="none"/>
+                <w:strike w:val="false"/>
+                <w:sz w:val="20"/>
+                <w:szCs w:val="20"/>
+                <w:color w:val="000000"/>
+              </w:rPr>
+            </w:pPr>
+            <w:r>
+              <w:rPr>
+                <w:rFonts w:ascii="Times New Roman" w:hAnsi="Times New Roman" w:eastAsia="Times New Roman" w:cs="Times New Roman"/>
+                <w:i w:val="false"/>
+                <w:b w:val="false"/>
+                <w:u w:val="none"/>
+                <w:strike w:val="false"/>
+                <w:sz w:val="20"/>
+                <w:szCs w:val="20"/>
+                <w:color w:val="000000"/>
+              </w:rPr>
+              <w:t xml:space="preserve">Trên đại học</w:t>
+            </w:r>
+          </w:p>
+        </w:tc>
+        <w:tc>
+          <w:tcPr>
+            <w:tcBorders>
+              <w:bottom w:val="single" w:sz="4" w:space="0" w:color="999999"/>
+              <w:top w:val="single" w:sz="4" w:space="0" w:color="999999"/>
+              <w:left w:val="single" w:sz="4" w:space="0" w:color="999999"/>
+              <w:right w:val="single" w:sz="4" w:space="0" w:color="999999"/>
+            </w:tcBorders>
+            <w:shd w:val="clear" w:color="auto" w:fill="FFFFFF"/>
+            <w:tcMar>
+              <w:top w:w="0" w:type="dxa"/>
+              <w:bottom w:w="0" w:type="dxa"/>
+              <w:left w:w="0" w:type="dxa"/>
+              <w:right w:w="0" w:type="dxa"/>
+            </w:tcMar>
+            <w:vAlign w:val="center"/>
+          </w:tcPr>
+          <w:p>
+            <w:pPr>
+              <w:jc w:val="center"/>
+              <w:pBdr>
+                <w:bottom w:val="none" w:sz="0" w:space="0" w:color="000000"/>
+                <w:top w:val="none" w:sz="0" w:space="0" w:color="000000"/>
+                <w:left w:val="none" w:sz="0" w:space="0" w:color="000000"/>
+                <w:right w:val="none" w:sz="0" w:space="0" w:color="000000"/>
+              </w:pBdr>
+              <w:spacing w:after="100" w:before="100" w:line="240"/>
+              <w:ind w:left="100" w:right="100" w:firstLine="0" w:firstLineChars="0"/>
+              <w:rPr>
+                <w:rFonts w:ascii="Times New Roman" w:hAnsi="Times New Roman" w:eastAsia="Times New Roman" w:cs="Times New Roman"/>
+                <w:i w:val="false"/>
+                <w:b w:val="false"/>
+                <w:u w:val="none"/>
+                <w:strike w:val="false"/>
+                <w:sz w:val="20"/>
+                <w:szCs w:val="20"/>
+                <w:color w:val="000000"/>
+              </w:rPr>
+            </w:pPr>
+            <w:r>
+              <w:rPr>
+                <w:rFonts w:ascii="Times New Roman" w:hAnsi="Times New Roman" w:eastAsia="Times New Roman" w:cs="Times New Roman"/>
+                <w:i w:val="false"/>
+                <w:b w:val="false"/>
+                <w:u w:val="none"/>
+                <w:strike w:val="false"/>
+                <w:sz w:val="20"/>
+                <w:szCs w:val="20"/>
+                <w:color w:val="000000"/>
+              </w:rPr>
+              <w:t xml:space="preserve">55</w:t>
             </w:r>
           </w:p>
         </w:tc>
@@ -1368,7 +1368,7 @@
                 <w:szCs w:val="20"/>
                 <w:color w:val="000000"/>
               </w:rPr>
-              <w:t xml:space="preserve">42.2</w:t>
+              <w:t xml:space="preserve">13.8</w:t>
             </w:r>
           </w:p>
         </w:tc>
@@ -1428,115 +1428,115 @@
                 <w:szCs w:val="20"/>
                 <w:color w:val="000000"/>
               </w:rPr>
-              <w:t xml:space="preserve">Chứng chỉ hành nghề</w:t>
-            </w:r>
-          </w:p>
-        </w:tc>
-        <w:tc>
-          <w:tcPr>
-            <w:tcBorders>
-              <w:bottom w:val="single" w:sz="4" w:space="0" w:color="999999"/>
-              <w:top w:val="single" w:sz="4" w:space="0" w:color="999999"/>
-              <w:left w:val="single" w:sz="4" w:space="0" w:color="999999"/>
-              <w:right w:val="single" w:sz="4" w:space="0" w:color="999999"/>
-            </w:tcBorders>
-            <w:shd w:val="clear" w:color="auto" w:fill="FFFFFF"/>
-            <w:tcMar>
-              <w:top w:w="0" w:type="dxa"/>
-              <w:bottom w:w="0" w:type="dxa"/>
-              <w:left w:w="0" w:type="dxa"/>
-              <w:right w:w="0" w:type="dxa"/>
-            </w:tcMar>
-            <w:vAlign w:val="center"/>
-          </w:tcPr>
-          <w:p>
-            <w:pPr>
-              <w:jc w:val="center"/>
-              <w:pBdr>
-                <w:bottom w:val="none" w:sz="0" w:space="0" w:color="000000"/>
-                <w:top w:val="none" w:sz="0" w:space="0" w:color="000000"/>
-                <w:left w:val="none" w:sz="0" w:space="0" w:color="000000"/>
-                <w:right w:val="none" w:sz="0" w:space="0" w:color="000000"/>
-              </w:pBdr>
-              <w:spacing w:after="100" w:before="100" w:line="240"/>
-              <w:ind w:left="100" w:right="100" w:firstLine="0" w:firstLineChars="0"/>
-              <w:rPr>
-                <w:rFonts w:ascii="Times New Roman" w:hAnsi="Times New Roman" w:eastAsia="Times New Roman" w:cs="Times New Roman"/>
-                <w:i w:val="false"/>
-                <w:b w:val="false"/>
-                <w:u w:val="none"/>
-                <w:strike w:val="false"/>
-                <w:sz w:val="20"/>
-                <w:szCs w:val="20"/>
-                <w:color w:val="000000"/>
-              </w:rPr>
-            </w:pPr>
-            <w:r>
-              <w:rPr>
-                <w:rFonts w:ascii="Times New Roman" w:hAnsi="Times New Roman" w:eastAsia="Times New Roman" w:cs="Times New Roman"/>
-                <w:i w:val="false"/>
-                <w:b w:val="false"/>
-                <w:u w:val="none"/>
-                <w:strike w:val="false"/>
-                <w:sz w:val="20"/>
-                <w:szCs w:val="20"/>
-                <w:color w:val="000000"/>
-              </w:rPr>
-              <w:t xml:space="preserve">Không</w:t>
-            </w:r>
-          </w:p>
-        </w:tc>
-        <w:tc>
-          <w:tcPr>
-            <w:tcBorders>
-              <w:bottom w:val="single" w:sz="4" w:space="0" w:color="999999"/>
-              <w:top w:val="single" w:sz="4" w:space="0" w:color="999999"/>
-              <w:left w:val="single" w:sz="4" w:space="0" w:color="999999"/>
-              <w:right w:val="single" w:sz="4" w:space="0" w:color="999999"/>
-            </w:tcBorders>
-            <w:shd w:val="clear" w:color="auto" w:fill="FFFFFF"/>
-            <w:tcMar>
-              <w:top w:w="0" w:type="dxa"/>
-              <w:bottom w:w="0" w:type="dxa"/>
-              <w:left w:w="0" w:type="dxa"/>
-              <w:right w:w="0" w:type="dxa"/>
-            </w:tcMar>
-            <w:vAlign w:val="center"/>
-          </w:tcPr>
-          <w:p>
-            <w:pPr>
-              <w:jc w:val="center"/>
-              <w:pBdr>
-                <w:bottom w:val="none" w:sz="0" w:space="0" w:color="000000"/>
-                <w:top w:val="none" w:sz="0" w:space="0" w:color="000000"/>
-                <w:left w:val="none" w:sz="0" w:space="0" w:color="000000"/>
-                <w:right w:val="none" w:sz="0" w:space="0" w:color="000000"/>
-              </w:pBdr>
-              <w:spacing w:after="100" w:before="100" w:line="240"/>
-              <w:ind w:left="100" w:right="100" w:firstLine="0" w:firstLineChars="0"/>
-              <w:rPr>
-                <w:rFonts w:ascii="Times New Roman" w:hAnsi="Times New Roman" w:eastAsia="Times New Roman" w:cs="Times New Roman"/>
-                <w:i w:val="false"/>
-                <w:b w:val="false"/>
-                <w:u w:val="none"/>
-                <w:strike w:val="false"/>
-                <w:sz w:val="20"/>
-                <w:szCs w:val="20"/>
-                <w:color w:val="000000"/>
-              </w:rPr>
-            </w:pPr>
-            <w:r>
-              <w:rPr>
-                <w:rFonts w:ascii="Times New Roman" w:hAnsi="Times New Roman" w:eastAsia="Times New Roman" w:cs="Times New Roman"/>
-                <w:i w:val="false"/>
-                <w:b w:val="false"/>
-                <w:u w:val="none"/>
-                <w:strike w:val="false"/>
-                <w:sz w:val="20"/>
-                <w:szCs w:val="20"/>
-                <w:color w:val="000000"/>
-              </w:rPr>
-              <w:t xml:space="preserve">231</w:t>
+              <w:t xml:space="preserve">Bằng cấp</w:t>
+            </w:r>
+          </w:p>
+        </w:tc>
+        <w:tc>
+          <w:tcPr>
+            <w:tcBorders>
+              <w:bottom w:val="single" w:sz="4" w:space="0" w:color="999999"/>
+              <w:top w:val="single" w:sz="4" w:space="0" w:color="999999"/>
+              <w:left w:val="single" w:sz="4" w:space="0" w:color="999999"/>
+              <w:right w:val="single" w:sz="4" w:space="0" w:color="999999"/>
+            </w:tcBorders>
+            <w:shd w:val="clear" w:color="auto" w:fill="FFFFFF"/>
+            <w:tcMar>
+              <w:top w:w="0" w:type="dxa"/>
+              <w:bottom w:w="0" w:type="dxa"/>
+              <w:left w:w="0" w:type="dxa"/>
+              <w:right w:w="0" w:type="dxa"/>
+            </w:tcMar>
+            <w:vAlign w:val="center"/>
+          </w:tcPr>
+          <w:p>
+            <w:pPr>
+              <w:jc w:val="center"/>
+              <w:pBdr>
+                <w:bottom w:val="none" w:sz="0" w:space="0" w:color="000000"/>
+                <w:top w:val="none" w:sz="0" w:space="0" w:color="000000"/>
+                <w:left w:val="none" w:sz="0" w:space="0" w:color="000000"/>
+                <w:right w:val="none" w:sz="0" w:space="0" w:color="000000"/>
+              </w:pBdr>
+              <w:spacing w:after="100" w:before="100" w:line="240"/>
+              <w:ind w:left="100" w:right="100" w:firstLine="0" w:firstLineChars="0"/>
+              <w:rPr>
+                <w:rFonts w:ascii="Times New Roman" w:hAnsi="Times New Roman" w:eastAsia="Times New Roman" w:cs="Times New Roman"/>
+                <w:i w:val="false"/>
+                <w:b w:val="false"/>
+                <w:u w:val="none"/>
+                <w:strike w:val="false"/>
+                <w:sz w:val="20"/>
+                <w:szCs w:val="20"/>
+                <w:color w:val="000000"/>
+              </w:rPr>
+            </w:pPr>
+            <w:r>
+              <w:rPr>
+                <w:rFonts w:ascii="Times New Roman" w:hAnsi="Times New Roman" w:eastAsia="Times New Roman" w:cs="Times New Roman"/>
+                <w:i w:val="false"/>
+                <w:b w:val="false"/>
+                <w:u w:val="none"/>
+                <w:strike w:val="false"/>
+                <w:sz w:val="20"/>
+                <w:szCs w:val="20"/>
+                <w:color w:val="000000"/>
+              </w:rPr>
+              <w:t xml:space="preserve">Tổng cộng</w:t>
+            </w:r>
+          </w:p>
+        </w:tc>
+        <w:tc>
+          <w:tcPr>
+            <w:tcBorders>
+              <w:bottom w:val="single" w:sz="4" w:space="0" w:color="999999"/>
+              <w:top w:val="single" w:sz="4" w:space="0" w:color="999999"/>
+              <w:left w:val="single" w:sz="4" w:space="0" w:color="999999"/>
+              <w:right w:val="single" w:sz="4" w:space="0" w:color="999999"/>
+            </w:tcBorders>
+            <w:shd w:val="clear" w:color="auto" w:fill="FFFFFF"/>
+            <w:tcMar>
+              <w:top w:w="0" w:type="dxa"/>
+              <w:bottom w:w="0" w:type="dxa"/>
+              <w:left w:w="0" w:type="dxa"/>
+              <w:right w:w="0" w:type="dxa"/>
+            </w:tcMar>
+            <w:vAlign w:val="center"/>
+          </w:tcPr>
+          <w:p>
+            <w:pPr>
+              <w:jc w:val="center"/>
+              <w:pBdr>
+                <w:bottom w:val="none" w:sz="0" w:space="0" w:color="000000"/>
+                <w:top w:val="none" w:sz="0" w:space="0" w:color="000000"/>
+                <w:left w:val="none" w:sz="0" w:space="0" w:color="000000"/>
+                <w:right w:val="none" w:sz="0" w:space="0" w:color="000000"/>
+              </w:pBdr>
+              <w:spacing w:after="100" w:before="100" w:line="240"/>
+              <w:ind w:left="100" w:right="100" w:firstLine="0" w:firstLineChars="0"/>
+              <w:rPr>
+                <w:rFonts w:ascii="Times New Roman" w:hAnsi="Times New Roman" w:eastAsia="Times New Roman" w:cs="Times New Roman"/>
+                <w:i w:val="false"/>
+                <w:b w:val="false"/>
+                <w:u w:val="none"/>
+                <w:strike w:val="false"/>
+                <w:sz w:val="20"/>
+                <w:szCs w:val="20"/>
+                <w:color w:val="000000"/>
+              </w:rPr>
+            </w:pPr>
+            <w:r>
+              <w:rPr>
+                <w:rFonts w:ascii="Times New Roman" w:hAnsi="Times New Roman" w:eastAsia="Times New Roman" w:cs="Times New Roman"/>
+                <w:i w:val="false"/>
+                <w:b w:val="false"/>
+                <w:u w:val="none"/>
+                <w:strike w:val="false"/>
+                <w:sz w:val="20"/>
+                <w:szCs w:val="20"/>
+                <w:color w:val="000000"/>
+              </w:rPr>
+              <w:t xml:space="preserve">400</w:t>
             </w:r>
           </w:p>
         </w:tc>
@@ -1590,14 +1590,14 @@
                 <w:szCs w:val="20"/>
                 <w:color w:val="000000"/>
               </w:rPr>
-              <w:t xml:space="preserve">57.8</w:t>
+              <w:t xml:space="preserve">100.0</w:t>
             </w:r>
           </w:p>
         </w:tc>
       </w:tr>
       <w:tr>
         <w:trPr>
-          <w:trHeight w:val="593" w:hRule="auto"/>
+          <w:trHeight w:val="632" w:hRule="auto"/>
         </w:trPr>
         body 7
         <w:tc>
@@ -1650,115 +1650,115 @@
                 <w:szCs w:val="20"/>
                 <w:color w:val="000000"/>
               </w:rPr>
-              <w:t xml:space="preserve">Kinh nghiệm</w:t>
-            </w:r>
-          </w:p>
-        </w:tc>
-        <w:tc>
-          <w:tcPr>
-            <w:tcBorders>
-              <w:bottom w:val="single" w:sz="4" w:space="0" w:color="999999"/>
-              <w:top w:val="single" w:sz="4" w:space="0" w:color="999999"/>
-              <w:left w:val="single" w:sz="4" w:space="0" w:color="999999"/>
-              <w:right w:val="single" w:sz="4" w:space="0" w:color="999999"/>
-            </w:tcBorders>
-            <w:shd w:val="clear" w:color="auto" w:fill="FFFFFF"/>
-            <w:tcMar>
-              <w:top w:w="0" w:type="dxa"/>
-              <w:bottom w:w="0" w:type="dxa"/>
-              <w:left w:w="0" w:type="dxa"/>
-              <w:right w:w="0" w:type="dxa"/>
-            </w:tcMar>
-            <w:vAlign w:val="center"/>
-          </w:tcPr>
-          <w:p>
-            <w:pPr>
-              <w:jc w:val="center"/>
-              <w:pBdr>
-                <w:bottom w:val="none" w:sz="0" w:space="0" w:color="000000"/>
-                <w:top w:val="none" w:sz="0" w:space="0" w:color="000000"/>
-                <w:left w:val="none" w:sz="0" w:space="0" w:color="000000"/>
-                <w:right w:val="none" w:sz="0" w:space="0" w:color="000000"/>
-              </w:pBdr>
-              <w:spacing w:after="100" w:before="100" w:line="240"/>
-              <w:ind w:left="100" w:right="100" w:firstLine="0" w:firstLineChars="0"/>
-              <w:rPr>
-                <w:rFonts w:ascii="Times New Roman" w:hAnsi="Times New Roman" w:eastAsia="Times New Roman" w:cs="Times New Roman"/>
-                <w:i w:val="false"/>
-                <w:b w:val="false"/>
-                <w:u w:val="none"/>
-                <w:strike w:val="false"/>
-                <w:sz w:val="20"/>
-                <w:szCs w:val="20"/>
-                <w:color w:val="000000"/>
-              </w:rPr>
-            </w:pPr>
-            <w:r>
-              <w:rPr>
-                <w:rFonts w:ascii="Times New Roman" w:hAnsi="Times New Roman" w:eastAsia="Times New Roman" w:cs="Times New Roman"/>
-                <w:i w:val="false"/>
-                <w:b w:val="false"/>
-                <w:u w:val="none"/>
-                <w:strike w:val="false"/>
-                <w:sz w:val="20"/>
-                <w:szCs w:val="20"/>
-                <w:color w:val="000000"/>
-              </w:rPr>
-              <w:t xml:space="preserve">Trên 10 đến 15 năm</w:t>
-            </w:r>
-          </w:p>
-        </w:tc>
-        <w:tc>
-          <w:tcPr>
-            <w:tcBorders>
-              <w:bottom w:val="single" w:sz="4" w:space="0" w:color="999999"/>
-              <w:top w:val="single" w:sz="4" w:space="0" w:color="999999"/>
-              <w:left w:val="single" w:sz="4" w:space="0" w:color="999999"/>
-              <w:right w:val="single" w:sz="4" w:space="0" w:color="999999"/>
-            </w:tcBorders>
-            <w:shd w:val="clear" w:color="auto" w:fill="FFFFFF"/>
-            <w:tcMar>
-              <w:top w:w="0" w:type="dxa"/>
-              <w:bottom w:w="0" w:type="dxa"/>
-              <w:left w:w="0" w:type="dxa"/>
-              <w:right w:w="0" w:type="dxa"/>
-            </w:tcMar>
-            <w:vAlign w:val="center"/>
-          </w:tcPr>
-          <w:p>
-            <w:pPr>
-              <w:jc w:val="center"/>
-              <w:pBdr>
-                <w:bottom w:val="none" w:sz="0" w:space="0" w:color="000000"/>
-                <w:top w:val="none" w:sz="0" w:space="0" w:color="000000"/>
-                <w:left w:val="none" w:sz="0" w:space="0" w:color="000000"/>
-                <w:right w:val="none" w:sz="0" w:space="0" w:color="000000"/>
-              </w:pBdr>
-              <w:spacing w:after="100" w:before="100" w:line="240"/>
-              <w:ind w:left="100" w:right="100" w:firstLine="0" w:firstLineChars="0"/>
-              <w:rPr>
-                <w:rFonts w:ascii="Times New Roman" w:hAnsi="Times New Roman" w:eastAsia="Times New Roman" w:cs="Times New Roman"/>
-                <w:i w:val="false"/>
-                <w:b w:val="false"/>
-                <w:u w:val="none"/>
-                <w:strike w:val="false"/>
-                <w:sz w:val="20"/>
-                <w:szCs w:val="20"/>
-                <w:color w:val="000000"/>
-              </w:rPr>
-            </w:pPr>
-            <w:r>
-              <w:rPr>
-                <w:rFonts w:ascii="Times New Roman" w:hAnsi="Times New Roman" w:eastAsia="Times New Roman" w:cs="Times New Roman"/>
-                <w:i w:val="false"/>
-                <w:b w:val="false"/>
-                <w:u w:val="none"/>
-                <w:strike w:val="false"/>
-                <w:sz w:val="20"/>
-                <w:szCs w:val="20"/>
-                <w:color w:val="000000"/>
-              </w:rPr>
-              <w:t xml:space="preserve">68</w:t>
+              <w:t xml:space="preserve">Chứng chỉ hành nghề</w:t>
+            </w:r>
+          </w:p>
+        </w:tc>
+        <w:tc>
+          <w:tcPr>
+            <w:tcBorders>
+              <w:bottom w:val="single" w:sz="4" w:space="0" w:color="999999"/>
+              <w:top w:val="single" w:sz="4" w:space="0" w:color="999999"/>
+              <w:left w:val="single" w:sz="4" w:space="0" w:color="999999"/>
+              <w:right w:val="single" w:sz="4" w:space="0" w:color="999999"/>
+            </w:tcBorders>
+            <w:shd w:val="clear" w:color="auto" w:fill="FFFFFF"/>
+            <w:tcMar>
+              <w:top w:w="0" w:type="dxa"/>
+              <w:bottom w:w="0" w:type="dxa"/>
+              <w:left w:w="0" w:type="dxa"/>
+              <w:right w:w="0" w:type="dxa"/>
+            </w:tcMar>
+            <w:vAlign w:val="center"/>
+          </w:tcPr>
+          <w:p>
+            <w:pPr>
+              <w:jc w:val="center"/>
+              <w:pBdr>
+                <w:bottom w:val="none" w:sz="0" w:space="0" w:color="000000"/>
+                <w:top w:val="none" w:sz="0" w:space="0" w:color="000000"/>
+                <w:left w:val="none" w:sz="0" w:space="0" w:color="000000"/>
+                <w:right w:val="none" w:sz="0" w:space="0" w:color="000000"/>
+              </w:pBdr>
+              <w:spacing w:after="100" w:before="100" w:line="240"/>
+              <w:ind w:left="100" w:right="100" w:firstLine="0" w:firstLineChars="0"/>
+              <w:rPr>
+                <w:rFonts w:ascii="Times New Roman" w:hAnsi="Times New Roman" w:eastAsia="Times New Roman" w:cs="Times New Roman"/>
+                <w:i w:val="false"/>
+                <w:b w:val="false"/>
+                <w:u w:val="none"/>
+                <w:strike w:val="false"/>
+                <w:sz w:val="20"/>
+                <w:szCs w:val="20"/>
+                <w:color w:val="000000"/>
+              </w:rPr>
+            </w:pPr>
+            <w:r>
+              <w:rPr>
+                <w:rFonts w:ascii="Times New Roman" w:hAnsi="Times New Roman" w:eastAsia="Times New Roman" w:cs="Times New Roman"/>
+                <w:i w:val="false"/>
+                <w:b w:val="false"/>
+                <w:u w:val="none"/>
+                <w:strike w:val="false"/>
+                <w:sz w:val="20"/>
+                <w:szCs w:val="20"/>
+                <w:color w:val="000000"/>
+              </w:rPr>
+              <w:t xml:space="preserve">Có</w:t>
+            </w:r>
+          </w:p>
+        </w:tc>
+        <w:tc>
+          <w:tcPr>
+            <w:tcBorders>
+              <w:bottom w:val="single" w:sz="4" w:space="0" w:color="999999"/>
+              <w:top w:val="single" w:sz="4" w:space="0" w:color="999999"/>
+              <w:left w:val="single" w:sz="4" w:space="0" w:color="999999"/>
+              <w:right w:val="single" w:sz="4" w:space="0" w:color="999999"/>
+            </w:tcBorders>
+            <w:shd w:val="clear" w:color="auto" w:fill="FFFFFF"/>
+            <w:tcMar>
+              <w:top w:w="0" w:type="dxa"/>
+              <w:bottom w:w="0" w:type="dxa"/>
+              <w:left w:w="0" w:type="dxa"/>
+              <w:right w:w="0" w:type="dxa"/>
+            </w:tcMar>
+            <w:vAlign w:val="center"/>
+          </w:tcPr>
+          <w:p>
+            <w:pPr>
+              <w:jc w:val="center"/>
+              <w:pBdr>
+                <w:bottom w:val="none" w:sz="0" w:space="0" w:color="000000"/>
+                <w:top w:val="none" w:sz="0" w:space="0" w:color="000000"/>
+                <w:left w:val="none" w:sz="0" w:space="0" w:color="000000"/>
+                <w:right w:val="none" w:sz="0" w:space="0" w:color="000000"/>
+              </w:pBdr>
+              <w:spacing w:after="100" w:before="100" w:line="240"/>
+              <w:ind w:left="100" w:right="100" w:firstLine="0" w:firstLineChars="0"/>
+              <w:rPr>
+                <w:rFonts w:ascii="Times New Roman" w:hAnsi="Times New Roman" w:eastAsia="Times New Roman" w:cs="Times New Roman"/>
+                <w:i w:val="false"/>
+                <w:b w:val="false"/>
+                <w:u w:val="none"/>
+                <w:strike w:val="false"/>
+                <w:sz w:val="20"/>
+                <w:szCs w:val="20"/>
+                <w:color w:val="000000"/>
+              </w:rPr>
+            </w:pPr>
+            <w:r>
+              <w:rPr>
+                <w:rFonts w:ascii="Times New Roman" w:hAnsi="Times New Roman" w:eastAsia="Times New Roman" w:cs="Times New Roman"/>
+                <w:i w:val="false"/>
+                <w:b w:val="false"/>
+                <w:u w:val="none"/>
+                <w:strike w:val="false"/>
+                <w:sz w:val="20"/>
+                <w:szCs w:val="20"/>
+                <w:color w:val="000000"/>
+              </w:rPr>
+              <w:t xml:space="preserve">169</w:t>
             </w:r>
           </w:p>
         </w:tc>
@@ -1812,14 +1812,14 @@
                 <w:szCs w:val="20"/>
                 <w:color w:val="000000"/>
               </w:rPr>
-              <w:t xml:space="preserve">17.0</w:t>
+              <w:t xml:space="preserve">42.2</w:t>
             </w:r>
           </w:p>
         </w:tc>
       </w:tr>
       <w:tr>
         <w:trPr>
-          <w:trHeight w:val="593" w:hRule="auto"/>
+          <w:trHeight w:val="632" w:hRule="auto"/>
         </w:trPr>
         body 8
         <w:tc>
@@ -1872,115 +1872,115 @@
                 <w:szCs w:val="20"/>
                 <w:color w:val="000000"/>
               </w:rPr>
-              <w:t xml:space="preserve">Kinh nghiệm</w:t>
-            </w:r>
-          </w:p>
-        </w:tc>
-        <w:tc>
-          <w:tcPr>
-            <w:tcBorders>
-              <w:bottom w:val="single" w:sz="4" w:space="0" w:color="999999"/>
-              <w:top w:val="single" w:sz="4" w:space="0" w:color="999999"/>
-              <w:left w:val="single" w:sz="4" w:space="0" w:color="999999"/>
-              <w:right w:val="single" w:sz="4" w:space="0" w:color="999999"/>
-            </w:tcBorders>
-            <w:shd w:val="clear" w:color="auto" w:fill="FFFFFF"/>
-            <w:tcMar>
-              <w:top w:w="0" w:type="dxa"/>
-              <w:bottom w:w="0" w:type="dxa"/>
-              <w:left w:w="0" w:type="dxa"/>
-              <w:right w:w="0" w:type="dxa"/>
-            </w:tcMar>
-            <w:vAlign w:val="center"/>
-          </w:tcPr>
-          <w:p>
-            <w:pPr>
-              <w:jc w:val="center"/>
-              <w:pBdr>
-                <w:bottom w:val="none" w:sz="0" w:space="0" w:color="000000"/>
-                <w:top w:val="none" w:sz="0" w:space="0" w:color="000000"/>
-                <w:left w:val="none" w:sz="0" w:space="0" w:color="000000"/>
-                <w:right w:val="none" w:sz="0" w:space="0" w:color="000000"/>
-              </w:pBdr>
-              <w:spacing w:after="100" w:before="100" w:line="240"/>
-              <w:ind w:left="100" w:right="100" w:firstLine="0" w:firstLineChars="0"/>
-              <w:rPr>
-                <w:rFonts w:ascii="Times New Roman" w:hAnsi="Times New Roman" w:eastAsia="Times New Roman" w:cs="Times New Roman"/>
-                <w:i w:val="false"/>
-                <w:b w:val="false"/>
-                <w:u w:val="none"/>
-                <w:strike w:val="false"/>
-                <w:sz w:val="20"/>
-                <w:szCs w:val="20"/>
-                <w:color w:val="000000"/>
-              </w:rPr>
-            </w:pPr>
-            <w:r>
-              <w:rPr>
-                <w:rFonts w:ascii="Times New Roman" w:hAnsi="Times New Roman" w:eastAsia="Times New Roman" w:cs="Times New Roman"/>
-                <w:i w:val="false"/>
-                <w:b w:val="false"/>
-                <w:u w:val="none"/>
-                <w:strike w:val="false"/>
-                <w:sz w:val="20"/>
-                <w:szCs w:val="20"/>
-                <w:color w:val="000000"/>
-              </w:rPr>
-              <w:t xml:space="preserve">Trên 15 đến 20 năm</w:t>
-            </w:r>
-          </w:p>
-        </w:tc>
-        <w:tc>
-          <w:tcPr>
-            <w:tcBorders>
-              <w:bottom w:val="single" w:sz="4" w:space="0" w:color="999999"/>
-              <w:top w:val="single" w:sz="4" w:space="0" w:color="999999"/>
-              <w:left w:val="single" w:sz="4" w:space="0" w:color="999999"/>
-              <w:right w:val="single" w:sz="4" w:space="0" w:color="999999"/>
-            </w:tcBorders>
-            <w:shd w:val="clear" w:color="auto" w:fill="FFFFFF"/>
-            <w:tcMar>
-              <w:top w:w="0" w:type="dxa"/>
-              <w:bottom w:w="0" w:type="dxa"/>
-              <w:left w:w="0" w:type="dxa"/>
-              <w:right w:w="0" w:type="dxa"/>
-            </w:tcMar>
-            <w:vAlign w:val="center"/>
-          </w:tcPr>
-          <w:p>
-            <w:pPr>
-              <w:jc w:val="center"/>
-              <w:pBdr>
-                <w:bottom w:val="none" w:sz="0" w:space="0" w:color="000000"/>
-                <w:top w:val="none" w:sz="0" w:space="0" w:color="000000"/>
-                <w:left w:val="none" w:sz="0" w:space="0" w:color="000000"/>
-                <w:right w:val="none" w:sz="0" w:space="0" w:color="000000"/>
-              </w:pBdr>
-              <w:spacing w:after="100" w:before="100" w:line="240"/>
-              <w:ind w:left="100" w:right="100" w:firstLine="0" w:firstLineChars="0"/>
-              <w:rPr>
-                <w:rFonts w:ascii="Times New Roman" w:hAnsi="Times New Roman" w:eastAsia="Times New Roman" w:cs="Times New Roman"/>
-                <w:i w:val="false"/>
-                <w:b w:val="false"/>
-                <w:u w:val="none"/>
-                <w:strike w:val="false"/>
-                <w:sz w:val="20"/>
-                <w:szCs w:val="20"/>
-                <w:color w:val="000000"/>
-              </w:rPr>
-            </w:pPr>
-            <w:r>
-              <w:rPr>
-                <w:rFonts w:ascii="Times New Roman" w:hAnsi="Times New Roman" w:eastAsia="Times New Roman" w:cs="Times New Roman"/>
-                <w:i w:val="false"/>
-                <w:b w:val="false"/>
-                <w:u w:val="none"/>
-                <w:strike w:val="false"/>
-                <w:sz w:val="20"/>
-                <w:szCs w:val="20"/>
-                <w:color w:val="000000"/>
-              </w:rPr>
-              <w:t xml:space="preserve">57</w:t>
+              <w:t xml:space="preserve">Chứng chỉ hành nghề</w:t>
+            </w:r>
+          </w:p>
+        </w:tc>
+        <w:tc>
+          <w:tcPr>
+            <w:tcBorders>
+              <w:bottom w:val="single" w:sz="4" w:space="0" w:color="999999"/>
+              <w:top w:val="single" w:sz="4" w:space="0" w:color="999999"/>
+              <w:left w:val="single" w:sz="4" w:space="0" w:color="999999"/>
+              <w:right w:val="single" w:sz="4" w:space="0" w:color="999999"/>
+            </w:tcBorders>
+            <w:shd w:val="clear" w:color="auto" w:fill="FFFFFF"/>
+            <w:tcMar>
+              <w:top w:w="0" w:type="dxa"/>
+              <w:bottom w:w="0" w:type="dxa"/>
+              <w:left w:w="0" w:type="dxa"/>
+              <w:right w:w="0" w:type="dxa"/>
+            </w:tcMar>
+            <w:vAlign w:val="center"/>
+          </w:tcPr>
+          <w:p>
+            <w:pPr>
+              <w:jc w:val="center"/>
+              <w:pBdr>
+                <w:bottom w:val="none" w:sz="0" w:space="0" w:color="000000"/>
+                <w:top w:val="none" w:sz="0" w:space="0" w:color="000000"/>
+                <w:left w:val="none" w:sz="0" w:space="0" w:color="000000"/>
+                <w:right w:val="none" w:sz="0" w:space="0" w:color="000000"/>
+              </w:pBdr>
+              <w:spacing w:after="100" w:before="100" w:line="240"/>
+              <w:ind w:left="100" w:right="100" w:firstLine="0" w:firstLineChars="0"/>
+              <w:rPr>
+                <w:rFonts w:ascii="Times New Roman" w:hAnsi="Times New Roman" w:eastAsia="Times New Roman" w:cs="Times New Roman"/>
+                <w:i w:val="false"/>
+                <w:b w:val="false"/>
+                <w:u w:val="none"/>
+                <w:strike w:val="false"/>
+                <w:sz w:val="20"/>
+                <w:szCs w:val="20"/>
+                <w:color w:val="000000"/>
+              </w:rPr>
+            </w:pPr>
+            <w:r>
+              <w:rPr>
+                <w:rFonts w:ascii="Times New Roman" w:hAnsi="Times New Roman" w:eastAsia="Times New Roman" w:cs="Times New Roman"/>
+                <w:i w:val="false"/>
+                <w:b w:val="false"/>
+                <w:u w:val="none"/>
+                <w:strike w:val="false"/>
+                <w:sz w:val="20"/>
+                <w:szCs w:val="20"/>
+                <w:color w:val="000000"/>
+              </w:rPr>
+              <w:t xml:space="preserve">Không</w:t>
+            </w:r>
+          </w:p>
+        </w:tc>
+        <w:tc>
+          <w:tcPr>
+            <w:tcBorders>
+              <w:bottom w:val="single" w:sz="4" w:space="0" w:color="999999"/>
+              <w:top w:val="single" w:sz="4" w:space="0" w:color="999999"/>
+              <w:left w:val="single" w:sz="4" w:space="0" w:color="999999"/>
+              <w:right w:val="single" w:sz="4" w:space="0" w:color="999999"/>
+            </w:tcBorders>
+            <w:shd w:val="clear" w:color="auto" w:fill="FFFFFF"/>
+            <w:tcMar>
+              <w:top w:w="0" w:type="dxa"/>
+              <w:bottom w:w="0" w:type="dxa"/>
+              <w:left w:w="0" w:type="dxa"/>
+              <w:right w:w="0" w:type="dxa"/>
+            </w:tcMar>
+            <w:vAlign w:val="center"/>
+          </w:tcPr>
+          <w:p>
+            <w:pPr>
+              <w:jc w:val="center"/>
+              <w:pBdr>
+                <w:bottom w:val="none" w:sz="0" w:space="0" w:color="000000"/>
+                <w:top w:val="none" w:sz="0" w:space="0" w:color="000000"/>
+                <w:left w:val="none" w:sz="0" w:space="0" w:color="000000"/>
+                <w:right w:val="none" w:sz="0" w:space="0" w:color="000000"/>
+              </w:pBdr>
+              <w:spacing w:after="100" w:before="100" w:line="240"/>
+              <w:ind w:left="100" w:right="100" w:firstLine="0" w:firstLineChars="0"/>
+              <w:rPr>
+                <w:rFonts w:ascii="Times New Roman" w:hAnsi="Times New Roman" w:eastAsia="Times New Roman" w:cs="Times New Roman"/>
+                <w:i w:val="false"/>
+                <w:b w:val="false"/>
+                <w:u w:val="none"/>
+                <w:strike w:val="false"/>
+                <w:sz w:val="20"/>
+                <w:szCs w:val="20"/>
+                <w:color w:val="000000"/>
+              </w:rPr>
+            </w:pPr>
+            <w:r>
+              <w:rPr>
+                <w:rFonts w:ascii="Times New Roman" w:hAnsi="Times New Roman" w:eastAsia="Times New Roman" w:cs="Times New Roman"/>
+                <w:i w:val="false"/>
+                <w:b w:val="false"/>
+                <w:u w:val="none"/>
+                <w:strike w:val="false"/>
+                <w:sz w:val="20"/>
+                <w:szCs w:val="20"/>
+                <w:color w:val="000000"/>
+              </w:rPr>
+              <w:t xml:space="preserve">231</w:t>
             </w:r>
           </w:p>
         </w:tc>
@@ -2034,14 +2034,14 @@
                 <w:szCs w:val="20"/>
                 <w:color w:val="000000"/>
               </w:rPr>
-              <w:t xml:space="preserve">14.2</w:t>
+              <w:t xml:space="preserve">57.8</w:t>
             </w:r>
           </w:p>
         </w:tc>
       </w:tr>
       <w:tr>
         <w:trPr>
-          <w:trHeight w:val="593" w:hRule="auto"/>
+          <w:trHeight w:val="632" w:hRule="auto"/>
         </w:trPr>
         body 9
         <w:tc>
@@ -2094,115 +2094,115 @@
                 <w:szCs w:val="20"/>
                 <w:color w:val="000000"/>
               </w:rPr>
-              <w:t xml:space="preserve">Kinh nghiệm</w:t>
-            </w:r>
-          </w:p>
-        </w:tc>
-        <w:tc>
-          <w:tcPr>
-            <w:tcBorders>
-              <w:bottom w:val="single" w:sz="4" w:space="0" w:color="999999"/>
-              <w:top w:val="single" w:sz="4" w:space="0" w:color="999999"/>
-              <w:left w:val="single" w:sz="4" w:space="0" w:color="999999"/>
-              <w:right w:val="single" w:sz="4" w:space="0" w:color="999999"/>
-            </w:tcBorders>
-            <w:shd w:val="clear" w:color="auto" w:fill="FFFFFF"/>
-            <w:tcMar>
-              <w:top w:w="0" w:type="dxa"/>
-              <w:bottom w:w="0" w:type="dxa"/>
-              <w:left w:w="0" w:type="dxa"/>
-              <w:right w:w="0" w:type="dxa"/>
-            </w:tcMar>
-            <w:vAlign w:val="center"/>
-          </w:tcPr>
-          <w:p>
-            <w:pPr>
-              <w:jc w:val="center"/>
-              <w:pBdr>
-                <w:bottom w:val="none" w:sz="0" w:space="0" w:color="000000"/>
-                <w:top w:val="none" w:sz="0" w:space="0" w:color="000000"/>
-                <w:left w:val="none" w:sz="0" w:space="0" w:color="000000"/>
-                <w:right w:val="none" w:sz="0" w:space="0" w:color="000000"/>
-              </w:pBdr>
-              <w:spacing w:after="100" w:before="100" w:line="240"/>
-              <w:ind w:left="100" w:right="100" w:firstLine="0" w:firstLineChars="0"/>
-              <w:rPr>
-                <w:rFonts w:ascii="Times New Roman" w:hAnsi="Times New Roman" w:eastAsia="Times New Roman" w:cs="Times New Roman"/>
-                <w:i w:val="false"/>
-                <w:b w:val="false"/>
-                <w:u w:val="none"/>
-                <w:strike w:val="false"/>
-                <w:sz w:val="20"/>
-                <w:szCs w:val="20"/>
-                <w:color w:val="000000"/>
-              </w:rPr>
-            </w:pPr>
-            <w:r>
-              <w:rPr>
-                <w:rFonts w:ascii="Times New Roman" w:hAnsi="Times New Roman" w:eastAsia="Times New Roman" w:cs="Times New Roman"/>
-                <w:i w:val="false"/>
-                <w:b w:val="false"/>
-                <w:u w:val="none"/>
-                <w:strike w:val="false"/>
-                <w:sz w:val="20"/>
-                <w:szCs w:val="20"/>
-                <w:color w:val="000000"/>
-              </w:rPr>
-              <w:t xml:space="preserve">Trên 20 năm</w:t>
-            </w:r>
-          </w:p>
-        </w:tc>
-        <w:tc>
-          <w:tcPr>
-            <w:tcBorders>
-              <w:bottom w:val="single" w:sz="4" w:space="0" w:color="999999"/>
-              <w:top w:val="single" w:sz="4" w:space="0" w:color="999999"/>
-              <w:left w:val="single" w:sz="4" w:space="0" w:color="999999"/>
-              <w:right w:val="single" w:sz="4" w:space="0" w:color="999999"/>
-            </w:tcBorders>
-            <w:shd w:val="clear" w:color="auto" w:fill="FFFFFF"/>
-            <w:tcMar>
-              <w:top w:w="0" w:type="dxa"/>
-              <w:bottom w:w="0" w:type="dxa"/>
-              <w:left w:w="0" w:type="dxa"/>
-              <w:right w:w="0" w:type="dxa"/>
-            </w:tcMar>
-            <w:vAlign w:val="center"/>
-          </w:tcPr>
-          <w:p>
-            <w:pPr>
-              <w:jc w:val="center"/>
-              <w:pBdr>
-                <w:bottom w:val="none" w:sz="0" w:space="0" w:color="000000"/>
-                <w:top w:val="none" w:sz="0" w:space="0" w:color="000000"/>
-                <w:left w:val="none" w:sz="0" w:space="0" w:color="000000"/>
-                <w:right w:val="none" w:sz="0" w:space="0" w:color="000000"/>
-              </w:pBdr>
-              <w:spacing w:after="100" w:before="100" w:line="240"/>
-              <w:ind w:left="100" w:right="100" w:firstLine="0" w:firstLineChars="0"/>
-              <w:rPr>
-                <w:rFonts w:ascii="Times New Roman" w:hAnsi="Times New Roman" w:eastAsia="Times New Roman" w:cs="Times New Roman"/>
-                <w:i w:val="false"/>
-                <w:b w:val="false"/>
-                <w:u w:val="none"/>
-                <w:strike w:val="false"/>
-                <w:sz w:val="20"/>
-                <w:szCs w:val="20"/>
-                <w:color w:val="000000"/>
-              </w:rPr>
-            </w:pPr>
-            <w:r>
-              <w:rPr>
-                <w:rFonts w:ascii="Times New Roman" w:hAnsi="Times New Roman" w:eastAsia="Times New Roman" w:cs="Times New Roman"/>
-                <w:i w:val="false"/>
-                <w:b w:val="false"/>
-                <w:u w:val="none"/>
-                <w:strike w:val="false"/>
-                <w:sz w:val="20"/>
-                <w:szCs w:val="20"/>
-                <w:color w:val="000000"/>
-              </w:rPr>
-              <w:t xml:space="preserve">36</w:t>
+              <w:t xml:space="preserve">Chứng chỉ hành nghề</w:t>
+            </w:r>
+          </w:p>
+        </w:tc>
+        <w:tc>
+          <w:tcPr>
+            <w:tcBorders>
+              <w:bottom w:val="single" w:sz="4" w:space="0" w:color="999999"/>
+              <w:top w:val="single" w:sz="4" w:space="0" w:color="999999"/>
+              <w:left w:val="single" w:sz="4" w:space="0" w:color="999999"/>
+              <w:right w:val="single" w:sz="4" w:space="0" w:color="999999"/>
+            </w:tcBorders>
+            <w:shd w:val="clear" w:color="auto" w:fill="FFFFFF"/>
+            <w:tcMar>
+              <w:top w:w="0" w:type="dxa"/>
+              <w:bottom w:w="0" w:type="dxa"/>
+              <w:left w:w="0" w:type="dxa"/>
+              <w:right w:w="0" w:type="dxa"/>
+            </w:tcMar>
+            <w:vAlign w:val="center"/>
+          </w:tcPr>
+          <w:p>
+            <w:pPr>
+              <w:jc w:val="center"/>
+              <w:pBdr>
+                <w:bottom w:val="none" w:sz="0" w:space="0" w:color="000000"/>
+                <w:top w:val="none" w:sz="0" w:space="0" w:color="000000"/>
+                <w:left w:val="none" w:sz="0" w:space="0" w:color="000000"/>
+                <w:right w:val="none" w:sz="0" w:space="0" w:color="000000"/>
+              </w:pBdr>
+              <w:spacing w:after="100" w:before="100" w:line="240"/>
+              <w:ind w:left="100" w:right="100" w:firstLine="0" w:firstLineChars="0"/>
+              <w:rPr>
+                <w:rFonts w:ascii="Times New Roman" w:hAnsi="Times New Roman" w:eastAsia="Times New Roman" w:cs="Times New Roman"/>
+                <w:i w:val="false"/>
+                <w:b w:val="false"/>
+                <w:u w:val="none"/>
+                <w:strike w:val="false"/>
+                <w:sz w:val="20"/>
+                <w:szCs w:val="20"/>
+                <w:color w:val="000000"/>
+              </w:rPr>
+            </w:pPr>
+            <w:r>
+              <w:rPr>
+                <w:rFonts w:ascii="Times New Roman" w:hAnsi="Times New Roman" w:eastAsia="Times New Roman" w:cs="Times New Roman"/>
+                <w:i w:val="false"/>
+                <w:b w:val="false"/>
+                <w:u w:val="none"/>
+                <w:strike w:val="false"/>
+                <w:sz w:val="20"/>
+                <w:szCs w:val="20"/>
+                <w:color w:val="000000"/>
+              </w:rPr>
+              <w:t xml:space="preserve">Tổng cộng</w:t>
+            </w:r>
+          </w:p>
+        </w:tc>
+        <w:tc>
+          <w:tcPr>
+            <w:tcBorders>
+              <w:bottom w:val="single" w:sz="4" w:space="0" w:color="999999"/>
+              <w:top w:val="single" w:sz="4" w:space="0" w:color="999999"/>
+              <w:left w:val="single" w:sz="4" w:space="0" w:color="999999"/>
+              <w:right w:val="single" w:sz="4" w:space="0" w:color="999999"/>
+            </w:tcBorders>
+            <w:shd w:val="clear" w:color="auto" w:fill="FFFFFF"/>
+            <w:tcMar>
+              <w:top w:w="0" w:type="dxa"/>
+              <w:bottom w:w="0" w:type="dxa"/>
+              <w:left w:w="0" w:type="dxa"/>
+              <w:right w:w="0" w:type="dxa"/>
+            </w:tcMar>
+            <w:vAlign w:val="center"/>
+          </w:tcPr>
+          <w:p>
+            <w:pPr>
+              <w:jc w:val="center"/>
+              <w:pBdr>
+                <w:bottom w:val="none" w:sz="0" w:space="0" w:color="000000"/>
+                <w:top w:val="none" w:sz="0" w:space="0" w:color="000000"/>
+                <w:left w:val="none" w:sz="0" w:space="0" w:color="000000"/>
+                <w:right w:val="none" w:sz="0" w:space="0" w:color="000000"/>
+              </w:pBdr>
+              <w:spacing w:after="100" w:before="100" w:line="240"/>
+              <w:ind w:left="100" w:right="100" w:firstLine="0" w:firstLineChars="0"/>
+              <w:rPr>
+                <w:rFonts w:ascii="Times New Roman" w:hAnsi="Times New Roman" w:eastAsia="Times New Roman" w:cs="Times New Roman"/>
+                <w:i w:val="false"/>
+                <w:b w:val="false"/>
+                <w:u w:val="none"/>
+                <w:strike w:val="false"/>
+                <w:sz w:val="20"/>
+                <w:szCs w:val="20"/>
+                <w:color w:val="000000"/>
+              </w:rPr>
+            </w:pPr>
+            <w:r>
+              <w:rPr>
+                <w:rFonts w:ascii="Times New Roman" w:hAnsi="Times New Roman" w:eastAsia="Times New Roman" w:cs="Times New Roman"/>
+                <w:i w:val="false"/>
+                <w:b w:val="false"/>
+                <w:u w:val="none"/>
+                <w:strike w:val="false"/>
+                <w:sz w:val="20"/>
+                <w:szCs w:val="20"/>
+                <w:color w:val="000000"/>
+              </w:rPr>
+              <w:t xml:space="preserve">400</w:t>
             </w:r>
           </w:p>
         </w:tc>
@@ -2256,7 +2256,7 @@
                 <w:szCs w:val="20"/>
                 <w:color w:val="000000"/>
               </w:rPr>
-              <w:t xml:space="preserve">9.0</w:t>
+              <w:t xml:space="preserve">100.0</w:t>
             </w:r>
           </w:p>
         </w:tc>
@@ -2370,61 +2370,61 @@
                 <w:szCs w:val="20"/>
                 <w:color w:val="000000"/>
               </w:rPr>
-              <w:t xml:space="preserve">Trên 5 đến 10 năm</w:t>
-            </w:r>
-          </w:p>
-        </w:tc>
-        <w:tc>
-          <w:tcPr>
-            <w:tcBorders>
-              <w:bottom w:val="single" w:sz="4" w:space="0" w:color="999999"/>
-              <w:top w:val="single" w:sz="4" w:space="0" w:color="999999"/>
-              <w:left w:val="single" w:sz="4" w:space="0" w:color="999999"/>
-              <w:right w:val="single" w:sz="4" w:space="0" w:color="999999"/>
-            </w:tcBorders>
-            <w:shd w:val="clear" w:color="auto" w:fill="FFFFFF"/>
-            <w:tcMar>
-              <w:top w:w="0" w:type="dxa"/>
-              <w:bottom w:w="0" w:type="dxa"/>
-              <w:left w:w="0" w:type="dxa"/>
-              <w:right w:w="0" w:type="dxa"/>
-            </w:tcMar>
-            <w:vAlign w:val="center"/>
-          </w:tcPr>
-          <w:p>
-            <w:pPr>
-              <w:jc w:val="center"/>
-              <w:pBdr>
-                <w:bottom w:val="none" w:sz="0" w:space="0" w:color="000000"/>
-                <w:top w:val="none" w:sz="0" w:space="0" w:color="000000"/>
-                <w:left w:val="none" w:sz="0" w:space="0" w:color="000000"/>
-                <w:right w:val="none" w:sz="0" w:space="0" w:color="000000"/>
-              </w:pBdr>
-              <w:spacing w:after="100" w:before="100" w:line="240"/>
-              <w:ind w:left="100" w:right="100" w:firstLine="0" w:firstLineChars="0"/>
-              <w:rPr>
-                <w:rFonts w:ascii="Times New Roman" w:hAnsi="Times New Roman" w:eastAsia="Times New Roman" w:cs="Times New Roman"/>
-                <w:i w:val="false"/>
-                <w:b w:val="false"/>
-                <w:u w:val="none"/>
-                <w:strike w:val="false"/>
-                <w:sz w:val="20"/>
-                <w:szCs w:val="20"/>
-                <w:color w:val="000000"/>
-              </w:rPr>
-            </w:pPr>
-            <w:r>
-              <w:rPr>
-                <w:rFonts w:ascii="Times New Roman" w:hAnsi="Times New Roman" w:eastAsia="Times New Roman" w:cs="Times New Roman"/>
-                <w:i w:val="false"/>
-                <w:b w:val="false"/>
-                <w:u w:val="none"/>
-                <w:strike w:val="false"/>
-                <w:sz w:val="20"/>
-                <w:szCs w:val="20"/>
-                <w:color w:val="000000"/>
-              </w:rPr>
-              <w:t xml:space="preserve">84</w:t>
+              <w:t xml:space="preserve">Trên 10 đến 15 năm</w:t>
+            </w:r>
+          </w:p>
+        </w:tc>
+        <w:tc>
+          <w:tcPr>
+            <w:tcBorders>
+              <w:bottom w:val="single" w:sz="4" w:space="0" w:color="999999"/>
+              <w:top w:val="single" w:sz="4" w:space="0" w:color="999999"/>
+              <w:left w:val="single" w:sz="4" w:space="0" w:color="999999"/>
+              <w:right w:val="single" w:sz="4" w:space="0" w:color="999999"/>
+            </w:tcBorders>
+            <w:shd w:val="clear" w:color="auto" w:fill="FFFFFF"/>
+            <w:tcMar>
+              <w:top w:w="0" w:type="dxa"/>
+              <w:bottom w:w="0" w:type="dxa"/>
+              <w:left w:w="0" w:type="dxa"/>
+              <w:right w:w="0" w:type="dxa"/>
+            </w:tcMar>
+            <w:vAlign w:val="center"/>
+          </w:tcPr>
+          <w:p>
+            <w:pPr>
+              <w:jc w:val="center"/>
+              <w:pBdr>
+                <w:bottom w:val="none" w:sz="0" w:space="0" w:color="000000"/>
+                <w:top w:val="none" w:sz="0" w:space="0" w:color="000000"/>
+                <w:left w:val="none" w:sz="0" w:space="0" w:color="000000"/>
+                <w:right w:val="none" w:sz="0" w:space="0" w:color="000000"/>
+              </w:pBdr>
+              <w:spacing w:after="100" w:before="100" w:line="240"/>
+              <w:ind w:left="100" w:right="100" w:firstLine="0" w:firstLineChars="0"/>
+              <w:rPr>
+                <w:rFonts w:ascii="Times New Roman" w:hAnsi="Times New Roman" w:eastAsia="Times New Roman" w:cs="Times New Roman"/>
+                <w:i w:val="false"/>
+                <w:b w:val="false"/>
+                <w:u w:val="none"/>
+                <w:strike w:val="false"/>
+                <w:sz w:val="20"/>
+                <w:szCs w:val="20"/>
+                <w:color w:val="000000"/>
+              </w:rPr>
+            </w:pPr>
+            <w:r>
+              <w:rPr>
+                <w:rFonts w:ascii="Times New Roman" w:hAnsi="Times New Roman" w:eastAsia="Times New Roman" w:cs="Times New Roman"/>
+                <w:i w:val="false"/>
+                <w:b w:val="false"/>
+                <w:u w:val="none"/>
+                <w:strike w:val="false"/>
+                <w:sz w:val="20"/>
+                <w:szCs w:val="20"/>
+                <w:color w:val="000000"/>
+              </w:rPr>
+              <w:t xml:space="preserve">68</w:t>
             </w:r>
           </w:p>
         </w:tc>
@@ -2478,7 +2478,7 @@
                 <w:szCs w:val="20"/>
                 <w:color w:val="000000"/>
               </w:rPr>
-              <w:t xml:space="preserve">21.0</w:t>
+              <w:t xml:space="preserve">17.0</w:t>
             </w:r>
           </w:p>
         </w:tc>
@@ -2592,6 +2592,672 @@
                 <w:szCs w:val="20"/>
                 <w:color w:val="000000"/>
               </w:rPr>
+              <w:t xml:space="preserve">Trên 15 đến 20 năm</w:t>
+            </w:r>
+          </w:p>
+        </w:tc>
+        <w:tc>
+          <w:tcPr>
+            <w:tcBorders>
+              <w:bottom w:val="single" w:sz="4" w:space="0" w:color="999999"/>
+              <w:top w:val="single" w:sz="4" w:space="0" w:color="999999"/>
+              <w:left w:val="single" w:sz="4" w:space="0" w:color="999999"/>
+              <w:right w:val="single" w:sz="4" w:space="0" w:color="999999"/>
+            </w:tcBorders>
+            <w:shd w:val="clear" w:color="auto" w:fill="FFFFFF"/>
+            <w:tcMar>
+              <w:top w:w="0" w:type="dxa"/>
+              <w:bottom w:w="0" w:type="dxa"/>
+              <w:left w:w="0" w:type="dxa"/>
+              <w:right w:w="0" w:type="dxa"/>
+            </w:tcMar>
+            <w:vAlign w:val="center"/>
+          </w:tcPr>
+          <w:p>
+            <w:pPr>
+              <w:jc w:val="center"/>
+              <w:pBdr>
+                <w:bottom w:val="none" w:sz="0" w:space="0" w:color="000000"/>
+                <w:top w:val="none" w:sz="0" w:space="0" w:color="000000"/>
+                <w:left w:val="none" w:sz="0" w:space="0" w:color="000000"/>
+                <w:right w:val="none" w:sz="0" w:space="0" w:color="000000"/>
+              </w:pBdr>
+              <w:spacing w:after="100" w:before="100" w:line="240"/>
+              <w:ind w:left="100" w:right="100" w:firstLine="0" w:firstLineChars="0"/>
+              <w:rPr>
+                <w:rFonts w:ascii="Times New Roman" w:hAnsi="Times New Roman" w:eastAsia="Times New Roman" w:cs="Times New Roman"/>
+                <w:i w:val="false"/>
+                <w:b w:val="false"/>
+                <w:u w:val="none"/>
+                <w:strike w:val="false"/>
+                <w:sz w:val="20"/>
+                <w:szCs w:val="20"/>
+                <w:color w:val="000000"/>
+              </w:rPr>
+            </w:pPr>
+            <w:r>
+              <w:rPr>
+                <w:rFonts w:ascii="Times New Roman" w:hAnsi="Times New Roman" w:eastAsia="Times New Roman" w:cs="Times New Roman"/>
+                <w:i w:val="false"/>
+                <w:b w:val="false"/>
+                <w:u w:val="none"/>
+                <w:strike w:val="false"/>
+                <w:sz w:val="20"/>
+                <w:szCs w:val="20"/>
+                <w:color w:val="000000"/>
+              </w:rPr>
+              <w:t xml:space="preserve">57</w:t>
+            </w:r>
+          </w:p>
+        </w:tc>
+        <w:tc>
+          <w:tcPr>
+            <w:tcBorders>
+              <w:bottom w:val="single" w:sz="4" w:space="0" w:color="999999"/>
+              <w:top w:val="single" w:sz="4" w:space="0" w:color="999999"/>
+              <w:left w:val="single" w:sz="4" w:space="0" w:color="999999"/>
+              <w:right w:val="single" w:sz="8" w:space="0" w:color="000000"/>
+            </w:tcBorders>
+            <w:shd w:val="clear" w:color="auto" w:fill="FFFFFF"/>
+            <w:tcMar>
+              <w:top w:w="0" w:type="dxa"/>
+              <w:bottom w:w="0" w:type="dxa"/>
+              <w:left w:w="0" w:type="dxa"/>
+              <w:right w:w="0" w:type="dxa"/>
+            </w:tcMar>
+            <w:vAlign w:val="center"/>
+          </w:tcPr>
+          <w:p>
+            <w:pPr>
+              <w:jc w:val="center"/>
+              <w:pBdr>
+                <w:bottom w:val="none" w:sz="0" w:space="0" w:color="000000"/>
+                <w:top w:val="none" w:sz="0" w:space="0" w:color="000000"/>
+                <w:left w:val="none" w:sz="0" w:space="0" w:color="000000"/>
+                <w:right w:val="none" w:sz="0" w:space="0" w:color="000000"/>
+              </w:pBdr>
+              <w:spacing w:after="100" w:before="100" w:line="240"/>
+              <w:ind w:left="100" w:right="100" w:firstLine="0" w:firstLineChars="0"/>
+              <w:rPr>
+                <w:rFonts w:ascii="Times New Roman" w:hAnsi="Times New Roman" w:eastAsia="Times New Roman" w:cs="Times New Roman"/>
+                <w:i w:val="false"/>
+                <w:b w:val="false"/>
+                <w:u w:val="none"/>
+                <w:strike w:val="false"/>
+                <w:sz w:val="20"/>
+                <w:szCs w:val="20"/>
+                <w:color w:val="000000"/>
+              </w:rPr>
+            </w:pPr>
+            <w:r>
+              <w:rPr>
+                <w:rFonts w:ascii="Times New Roman" w:hAnsi="Times New Roman" w:eastAsia="Times New Roman" w:cs="Times New Roman"/>
+                <w:i w:val="false"/>
+                <w:b w:val="false"/>
+                <w:u w:val="none"/>
+                <w:strike w:val="false"/>
+                <w:sz w:val="20"/>
+                <w:szCs w:val="20"/>
+                <w:color w:val="000000"/>
+              </w:rPr>
+              <w:t xml:space="preserve">14.2</w:t>
+            </w:r>
+          </w:p>
+        </w:tc>
+      </w:tr>
+      <w:tr>
+        <w:trPr>
+          <w:trHeight w:val="593" w:hRule="auto"/>
+        </w:trPr>
+        body12
+        <w:tc>
+          <w:tcPr>
+            <w:tcBorders>
+              <w:bottom w:val="single" w:sz="4" w:space="0" w:color="999999"/>
+              <w:top w:val="single" w:sz="4" w:space="0" w:color="999999"/>
+              <w:left w:val="single" w:sz="8" w:space="0" w:color="000000"/>
+              <w:right w:val="single" w:sz="4" w:space="0" w:color="999999"/>
+            </w:tcBorders>
+            <w:shd w:val="clear" w:color="auto" w:fill="FFFFFF"/>
+            <w:tcMar>
+              <w:top w:w="0" w:type="dxa"/>
+              <w:bottom w:w="0" w:type="dxa"/>
+              <w:left w:w="0" w:type="dxa"/>
+              <w:right w:w="0" w:type="dxa"/>
+            </w:tcMar>
+            <w:vAlign w:val="center"/>
+          </w:tcPr>
+          <w:p>
+            <w:pPr>
+              <w:jc w:val="left"/>
+              <w:pBdr>
+                <w:bottom w:val="none" w:sz="0" w:space="0" w:color="000000"/>
+                <w:top w:val="none" w:sz="0" w:space="0" w:color="000000"/>
+                <w:left w:val="none" w:sz="0" w:space="0" w:color="000000"/>
+                <w:right w:val="none" w:sz="0" w:space="0" w:color="000000"/>
+              </w:pBdr>
+              <w:spacing w:after="100" w:before="100" w:line="240"/>
+              <w:ind w:left="100" w:right="100" w:firstLine="0" w:firstLineChars="0"/>
+              <w:rPr>
+                <w:rFonts w:ascii="Times New Roman" w:hAnsi="Times New Roman" w:eastAsia="Times New Roman" w:cs="Times New Roman"/>
+                <w:i w:val="false"/>
+                <w:b w:val="false"/>
+                <w:u w:val="none"/>
+                <w:strike w:val="false"/>
+                <w:sz w:val="20"/>
+                <w:szCs w:val="20"/>
+                <w:color w:val="000000"/>
+              </w:rPr>
+            </w:pPr>
+            <w:r>
+              <w:rPr>
+                <w:rFonts w:ascii="Times New Roman" w:hAnsi="Times New Roman" w:eastAsia="Times New Roman" w:cs="Times New Roman"/>
+                <w:i w:val="false"/>
+                <w:b w:val="false"/>
+                <w:u w:val="none"/>
+                <w:strike w:val="false"/>
+                <w:sz w:val="20"/>
+                <w:szCs w:val="20"/>
+                <w:color w:val="000000"/>
+              </w:rPr>
+              <w:t xml:space="preserve">Kinh nghiệm</w:t>
+            </w:r>
+          </w:p>
+        </w:tc>
+        <w:tc>
+          <w:tcPr>
+            <w:tcBorders>
+              <w:bottom w:val="single" w:sz="4" w:space="0" w:color="999999"/>
+              <w:top w:val="single" w:sz="4" w:space="0" w:color="999999"/>
+              <w:left w:val="single" w:sz="4" w:space="0" w:color="999999"/>
+              <w:right w:val="single" w:sz="4" w:space="0" w:color="999999"/>
+            </w:tcBorders>
+            <w:shd w:val="clear" w:color="auto" w:fill="FFFFFF"/>
+            <w:tcMar>
+              <w:top w:w="0" w:type="dxa"/>
+              <w:bottom w:w="0" w:type="dxa"/>
+              <w:left w:w="0" w:type="dxa"/>
+              <w:right w:w="0" w:type="dxa"/>
+            </w:tcMar>
+            <w:vAlign w:val="center"/>
+          </w:tcPr>
+          <w:p>
+            <w:pPr>
+              <w:jc w:val="center"/>
+              <w:pBdr>
+                <w:bottom w:val="none" w:sz="0" w:space="0" w:color="000000"/>
+                <w:top w:val="none" w:sz="0" w:space="0" w:color="000000"/>
+                <w:left w:val="none" w:sz="0" w:space="0" w:color="000000"/>
+                <w:right w:val="none" w:sz="0" w:space="0" w:color="000000"/>
+              </w:pBdr>
+              <w:spacing w:after="100" w:before="100" w:line="240"/>
+              <w:ind w:left="100" w:right="100" w:firstLine="0" w:firstLineChars="0"/>
+              <w:rPr>
+                <w:rFonts w:ascii="Times New Roman" w:hAnsi="Times New Roman" w:eastAsia="Times New Roman" w:cs="Times New Roman"/>
+                <w:i w:val="false"/>
+                <w:b w:val="false"/>
+                <w:u w:val="none"/>
+                <w:strike w:val="false"/>
+                <w:sz w:val="20"/>
+                <w:szCs w:val="20"/>
+                <w:color w:val="000000"/>
+              </w:rPr>
+            </w:pPr>
+            <w:r>
+              <w:rPr>
+                <w:rFonts w:ascii="Times New Roman" w:hAnsi="Times New Roman" w:eastAsia="Times New Roman" w:cs="Times New Roman"/>
+                <w:i w:val="false"/>
+                <w:b w:val="false"/>
+                <w:u w:val="none"/>
+                <w:strike w:val="false"/>
+                <w:sz w:val="20"/>
+                <w:szCs w:val="20"/>
+                <w:color w:val="000000"/>
+              </w:rPr>
+              <w:t xml:space="preserve">Trên 20 năm</w:t>
+            </w:r>
+          </w:p>
+        </w:tc>
+        <w:tc>
+          <w:tcPr>
+            <w:tcBorders>
+              <w:bottom w:val="single" w:sz="4" w:space="0" w:color="999999"/>
+              <w:top w:val="single" w:sz="4" w:space="0" w:color="999999"/>
+              <w:left w:val="single" w:sz="4" w:space="0" w:color="999999"/>
+              <w:right w:val="single" w:sz="4" w:space="0" w:color="999999"/>
+            </w:tcBorders>
+            <w:shd w:val="clear" w:color="auto" w:fill="FFFFFF"/>
+            <w:tcMar>
+              <w:top w:w="0" w:type="dxa"/>
+              <w:bottom w:w="0" w:type="dxa"/>
+              <w:left w:w="0" w:type="dxa"/>
+              <w:right w:w="0" w:type="dxa"/>
+            </w:tcMar>
+            <w:vAlign w:val="center"/>
+          </w:tcPr>
+          <w:p>
+            <w:pPr>
+              <w:jc w:val="center"/>
+              <w:pBdr>
+                <w:bottom w:val="none" w:sz="0" w:space="0" w:color="000000"/>
+                <w:top w:val="none" w:sz="0" w:space="0" w:color="000000"/>
+                <w:left w:val="none" w:sz="0" w:space="0" w:color="000000"/>
+                <w:right w:val="none" w:sz="0" w:space="0" w:color="000000"/>
+              </w:pBdr>
+              <w:spacing w:after="100" w:before="100" w:line="240"/>
+              <w:ind w:left="100" w:right="100" w:firstLine="0" w:firstLineChars="0"/>
+              <w:rPr>
+                <w:rFonts w:ascii="Times New Roman" w:hAnsi="Times New Roman" w:eastAsia="Times New Roman" w:cs="Times New Roman"/>
+                <w:i w:val="false"/>
+                <w:b w:val="false"/>
+                <w:u w:val="none"/>
+                <w:strike w:val="false"/>
+                <w:sz w:val="20"/>
+                <w:szCs w:val="20"/>
+                <w:color w:val="000000"/>
+              </w:rPr>
+            </w:pPr>
+            <w:r>
+              <w:rPr>
+                <w:rFonts w:ascii="Times New Roman" w:hAnsi="Times New Roman" w:eastAsia="Times New Roman" w:cs="Times New Roman"/>
+                <w:i w:val="false"/>
+                <w:b w:val="false"/>
+                <w:u w:val="none"/>
+                <w:strike w:val="false"/>
+                <w:sz w:val="20"/>
+                <w:szCs w:val="20"/>
+                <w:color w:val="000000"/>
+              </w:rPr>
+              <w:t xml:space="preserve">36</w:t>
+            </w:r>
+          </w:p>
+        </w:tc>
+        <w:tc>
+          <w:tcPr>
+            <w:tcBorders>
+              <w:bottom w:val="single" w:sz="4" w:space="0" w:color="999999"/>
+              <w:top w:val="single" w:sz="4" w:space="0" w:color="999999"/>
+              <w:left w:val="single" w:sz="4" w:space="0" w:color="999999"/>
+              <w:right w:val="single" w:sz="8" w:space="0" w:color="000000"/>
+            </w:tcBorders>
+            <w:shd w:val="clear" w:color="auto" w:fill="FFFFFF"/>
+            <w:tcMar>
+              <w:top w:w="0" w:type="dxa"/>
+              <w:bottom w:w="0" w:type="dxa"/>
+              <w:left w:w="0" w:type="dxa"/>
+              <w:right w:w="0" w:type="dxa"/>
+            </w:tcMar>
+            <w:vAlign w:val="center"/>
+          </w:tcPr>
+          <w:p>
+            <w:pPr>
+              <w:jc w:val="center"/>
+              <w:pBdr>
+                <w:bottom w:val="none" w:sz="0" w:space="0" w:color="000000"/>
+                <w:top w:val="none" w:sz="0" w:space="0" w:color="000000"/>
+                <w:left w:val="none" w:sz="0" w:space="0" w:color="000000"/>
+                <w:right w:val="none" w:sz="0" w:space="0" w:color="000000"/>
+              </w:pBdr>
+              <w:spacing w:after="100" w:before="100" w:line="240"/>
+              <w:ind w:left="100" w:right="100" w:firstLine="0" w:firstLineChars="0"/>
+              <w:rPr>
+                <w:rFonts w:ascii="Times New Roman" w:hAnsi="Times New Roman" w:eastAsia="Times New Roman" w:cs="Times New Roman"/>
+                <w:i w:val="false"/>
+                <w:b w:val="false"/>
+                <w:u w:val="none"/>
+                <w:strike w:val="false"/>
+                <w:sz w:val="20"/>
+                <w:szCs w:val="20"/>
+                <w:color w:val="000000"/>
+              </w:rPr>
+            </w:pPr>
+            <w:r>
+              <w:rPr>
+                <w:rFonts w:ascii="Times New Roman" w:hAnsi="Times New Roman" w:eastAsia="Times New Roman" w:cs="Times New Roman"/>
+                <w:i w:val="false"/>
+                <w:b w:val="false"/>
+                <w:u w:val="none"/>
+                <w:strike w:val="false"/>
+                <w:sz w:val="20"/>
+                <w:szCs w:val="20"/>
+                <w:color w:val="000000"/>
+              </w:rPr>
+              <w:t xml:space="preserve">9.0</w:t>
+            </w:r>
+          </w:p>
+        </w:tc>
+      </w:tr>
+      <w:tr>
+        <w:trPr>
+          <w:trHeight w:val="593" w:hRule="auto"/>
+        </w:trPr>
+        body13
+        <w:tc>
+          <w:tcPr>
+            <w:tcBorders>
+              <w:bottom w:val="single" w:sz="4" w:space="0" w:color="999999"/>
+              <w:top w:val="single" w:sz="4" w:space="0" w:color="999999"/>
+              <w:left w:val="single" w:sz="8" w:space="0" w:color="000000"/>
+              <w:right w:val="single" w:sz="4" w:space="0" w:color="999999"/>
+            </w:tcBorders>
+            <w:shd w:val="clear" w:color="auto" w:fill="FFFFFF"/>
+            <w:tcMar>
+              <w:top w:w="0" w:type="dxa"/>
+              <w:bottom w:w="0" w:type="dxa"/>
+              <w:left w:w="0" w:type="dxa"/>
+              <w:right w:w="0" w:type="dxa"/>
+            </w:tcMar>
+            <w:vAlign w:val="center"/>
+          </w:tcPr>
+          <w:p>
+            <w:pPr>
+              <w:jc w:val="left"/>
+              <w:pBdr>
+                <w:bottom w:val="none" w:sz="0" w:space="0" w:color="000000"/>
+                <w:top w:val="none" w:sz="0" w:space="0" w:color="000000"/>
+                <w:left w:val="none" w:sz="0" w:space="0" w:color="000000"/>
+                <w:right w:val="none" w:sz="0" w:space="0" w:color="000000"/>
+              </w:pBdr>
+              <w:spacing w:after="100" w:before="100" w:line="240"/>
+              <w:ind w:left="100" w:right="100" w:firstLine="0" w:firstLineChars="0"/>
+              <w:rPr>
+                <w:rFonts w:ascii="Times New Roman" w:hAnsi="Times New Roman" w:eastAsia="Times New Roman" w:cs="Times New Roman"/>
+                <w:i w:val="false"/>
+                <w:b w:val="false"/>
+                <w:u w:val="none"/>
+                <w:strike w:val="false"/>
+                <w:sz w:val="20"/>
+                <w:szCs w:val="20"/>
+                <w:color w:val="000000"/>
+              </w:rPr>
+            </w:pPr>
+            <w:r>
+              <w:rPr>
+                <w:rFonts w:ascii="Times New Roman" w:hAnsi="Times New Roman" w:eastAsia="Times New Roman" w:cs="Times New Roman"/>
+                <w:i w:val="false"/>
+                <w:b w:val="false"/>
+                <w:u w:val="none"/>
+                <w:strike w:val="false"/>
+                <w:sz w:val="20"/>
+                <w:szCs w:val="20"/>
+                <w:color w:val="000000"/>
+              </w:rPr>
+              <w:t xml:space="preserve">Kinh nghiệm</w:t>
+            </w:r>
+          </w:p>
+        </w:tc>
+        <w:tc>
+          <w:tcPr>
+            <w:tcBorders>
+              <w:bottom w:val="single" w:sz="4" w:space="0" w:color="999999"/>
+              <w:top w:val="single" w:sz="4" w:space="0" w:color="999999"/>
+              <w:left w:val="single" w:sz="4" w:space="0" w:color="999999"/>
+              <w:right w:val="single" w:sz="4" w:space="0" w:color="999999"/>
+            </w:tcBorders>
+            <w:shd w:val="clear" w:color="auto" w:fill="FFFFFF"/>
+            <w:tcMar>
+              <w:top w:w="0" w:type="dxa"/>
+              <w:bottom w:w="0" w:type="dxa"/>
+              <w:left w:w="0" w:type="dxa"/>
+              <w:right w:w="0" w:type="dxa"/>
+            </w:tcMar>
+            <w:vAlign w:val="center"/>
+          </w:tcPr>
+          <w:p>
+            <w:pPr>
+              <w:jc w:val="center"/>
+              <w:pBdr>
+                <w:bottom w:val="none" w:sz="0" w:space="0" w:color="000000"/>
+                <w:top w:val="none" w:sz="0" w:space="0" w:color="000000"/>
+                <w:left w:val="none" w:sz="0" w:space="0" w:color="000000"/>
+                <w:right w:val="none" w:sz="0" w:space="0" w:color="000000"/>
+              </w:pBdr>
+              <w:spacing w:after="100" w:before="100" w:line="240"/>
+              <w:ind w:left="100" w:right="100" w:firstLine="0" w:firstLineChars="0"/>
+              <w:rPr>
+                <w:rFonts w:ascii="Times New Roman" w:hAnsi="Times New Roman" w:eastAsia="Times New Roman" w:cs="Times New Roman"/>
+                <w:i w:val="false"/>
+                <w:b w:val="false"/>
+                <w:u w:val="none"/>
+                <w:strike w:val="false"/>
+                <w:sz w:val="20"/>
+                <w:szCs w:val="20"/>
+                <w:color w:val="000000"/>
+              </w:rPr>
+            </w:pPr>
+            <w:r>
+              <w:rPr>
+                <w:rFonts w:ascii="Times New Roman" w:hAnsi="Times New Roman" w:eastAsia="Times New Roman" w:cs="Times New Roman"/>
+                <w:i w:val="false"/>
+                <w:b w:val="false"/>
+                <w:u w:val="none"/>
+                <w:strike w:val="false"/>
+                <w:sz w:val="20"/>
+                <w:szCs w:val="20"/>
+                <w:color w:val="000000"/>
+              </w:rPr>
+              <w:t xml:space="preserve">Trên 5 đến 10 năm</w:t>
+            </w:r>
+          </w:p>
+        </w:tc>
+        <w:tc>
+          <w:tcPr>
+            <w:tcBorders>
+              <w:bottom w:val="single" w:sz="4" w:space="0" w:color="999999"/>
+              <w:top w:val="single" w:sz="4" w:space="0" w:color="999999"/>
+              <w:left w:val="single" w:sz="4" w:space="0" w:color="999999"/>
+              <w:right w:val="single" w:sz="4" w:space="0" w:color="999999"/>
+            </w:tcBorders>
+            <w:shd w:val="clear" w:color="auto" w:fill="FFFFFF"/>
+            <w:tcMar>
+              <w:top w:w="0" w:type="dxa"/>
+              <w:bottom w:w="0" w:type="dxa"/>
+              <w:left w:w="0" w:type="dxa"/>
+              <w:right w:w="0" w:type="dxa"/>
+            </w:tcMar>
+            <w:vAlign w:val="center"/>
+          </w:tcPr>
+          <w:p>
+            <w:pPr>
+              <w:jc w:val="center"/>
+              <w:pBdr>
+                <w:bottom w:val="none" w:sz="0" w:space="0" w:color="000000"/>
+                <w:top w:val="none" w:sz="0" w:space="0" w:color="000000"/>
+                <w:left w:val="none" w:sz="0" w:space="0" w:color="000000"/>
+                <w:right w:val="none" w:sz="0" w:space="0" w:color="000000"/>
+              </w:pBdr>
+              <w:spacing w:after="100" w:before="100" w:line="240"/>
+              <w:ind w:left="100" w:right="100" w:firstLine="0" w:firstLineChars="0"/>
+              <w:rPr>
+                <w:rFonts w:ascii="Times New Roman" w:hAnsi="Times New Roman" w:eastAsia="Times New Roman" w:cs="Times New Roman"/>
+                <w:i w:val="false"/>
+                <w:b w:val="false"/>
+                <w:u w:val="none"/>
+                <w:strike w:val="false"/>
+                <w:sz w:val="20"/>
+                <w:szCs w:val="20"/>
+                <w:color w:val="000000"/>
+              </w:rPr>
+            </w:pPr>
+            <w:r>
+              <w:rPr>
+                <w:rFonts w:ascii="Times New Roman" w:hAnsi="Times New Roman" w:eastAsia="Times New Roman" w:cs="Times New Roman"/>
+                <w:i w:val="false"/>
+                <w:b w:val="false"/>
+                <w:u w:val="none"/>
+                <w:strike w:val="false"/>
+                <w:sz w:val="20"/>
+                <w:szCs w:val="20"/>
+                <w:color w:val="000000"/>
+              </w:rPr>
+              <w:t xml:space="preserve">84</w:t>
+            </w:r>
+          </w:p>
+        </w:tc>
+        <w:tc>
+          <w:tcPr>
+            <w:tcBorders>
+              <w:bottom w:val="single" w:sz="4" w:space="0" w:color="999999"/>
+              <w:top w:val="single" w:sz="4" w:space="0" w:color="999999"/>
+              <w:left w:val="single" w:sz="4" w:space="0" w:color="999999"/>
+              <w:right w:val="single" w:sz="8" w:space="0" w:color="000000"/>
+            </w:tcBorders>
+            <w:shd w:val="clear" w:color="auto" w:fill="FFFFFF"/>
+            <w:tcMar>
+              <w:top w:w="0" w:type="dxa"/>
+              <w:bottom w:w="0" w:type="dxa"/>
+              <w:left w:w="0" w:type="dxa"/>
+              <w:right w:w="0" w:type="dxa"/>
+            </w:tcMar>
+            <w:vAlign w:val="center"/>
+          </w:tcPr>
+          <w:p>
+            <w:pPr>
+              <w:jc w:val="center"/>
+              <w:pBdr>
+                <w:bottom w:val="none" w:sz="0" w:space="0" w:color="000000"/>
+                <w:top w:val="none" w:sz="0" w:space="0" w:color="000000"/>
+                <w:left w:val="none" w:sz="0" w:space="0" w:color="000000"/>
+                <w:right w:val="none" w:sz="0" w:space="0" w:color="000000"/>
+              </w:pBdr>
+              <w:spacing w:after="100" w:before="100" w:line="240"/>
+              <w:ind w:left="100" w:right="100" w:firstLine="0" w:firstLineChars="0"/>
+              <w:rPr>
+                <w:rFonts w:ascii="Times New Roman" w:hAnsi="Times New Roman" w:eastAsia="Times New Roman" w:cs="Times New Roman"/>
+                <w:i w:val="false"/>
+                <w:b w:val="false"/>
+                <w:u w:val="none"/>
+                <w:strike w:val="false"/>
+                <w:sz w:val="20"/>
+                <w:szCs w:val="20"/>
+                <w:color w:val="000000"/>
+              </w:rPr>
+            </w:pPr>
+            <w:r>
+              <w:rPr>
+                <w:rFonts w:ascii="Times New Roman" w:hAnsi="Times New Roman" w:eastAsia="Times New Roman" w:cs="Times New Roman"/>
+                <w:i w:val="false"/>
+                <w:b w:val="false"/>
+                <w:u w:val="none"/>
+                <w:strike w:val="false"/>
+                <w:sz w:val="20"/>
+                <w:szCs w:val="20"/>
+                <w:color w:val="000000"/>
+              </w:rPr>
+              <w:t xml:space="preserve">21.0</w:t>
+            </w:r>
+          </w:p>
+        </w:tc>
+      </w:tr>
+      <w:tr>
+        <w:trPr>
+          <w:trHeight w:val="593" w:hRule="auto"/>
+        </w:trPr>
+        body14
+        <w:tc>
+          <w:tcPr>
+            <w:tcBorders>
+              <w:bottom w:val="single" w:sz="4" w:space="0" w:color="999999"/>
+              <w:top w:val="single" w:sz="4" w:space="0" w:color="999999"/>
+              <w:left w:val="single" w:sz="8" w:space="0" w:color="000000"/>
+              <w:right w:val="single" w:sz="4" w:space="0" w:color="999999"/>
+            </w:tcBorders>
+            <w:shd w:val="clear" w:color="auto" w:fill="FFFFFF"/>
+            <w:tcMar>
+              <w:top w:w="0" w:type="dxa"/>
+              <w:bottom w:w="0" w:type="dxa"/>
+              <w:left w:w="0" w:type="dxa"/>
+              <w:right w:w="0" w:type="dxa"/>
+            </w:tcMar>
+            <w:vAlign w:val="center"/>
+          </w:tcPr>
+          <w:p>
+            <w:pPr>
+              <w:jc w:val="left"/>
+              <w:pBdr>
+                <w:bottom w:val="none" w:sz="0" w:space="0" w:color="000000"/>
+                <w:top w:val="none" w:sz="0" w:space="0" w:color="000000"/>
+                <w:left w:val="none" w:sz="0" w:space="0" w:color="000000"/>
+                <w:right w:val="none" w:sz="0" w:space="0" w:color="000000"/>
+              </w:pBdr>
+              <w:spacing w:after="100" w:before="100" w:line="240"/>
+              <w:ind w:left="100" w:right="100" w:firstLine="0" w:firstLineChars="0"/>
+              <w:rPr>
+                <w:rFonts w:ascii="Times New Roman" w:hAnsi="Times New Roman" w:eastAsia="Times New Roman" w:cs="Times New Roman"/>
+                <w:i w:val="false"/>
+                <w:b w:val="false"/>
+                <w:u w:val="none"/>
+                <w:strike w:val="false"/>
+                <w:sz w:val="20"/>
+                <w:szCs w:val="20"/>
+                <w:color w:val="000000"/>
+              </w:rPr>
+            </w:pPr>
+            <w:r>
+              <w:rPr>
+                <w:rFonts w:ascii="Times New Roman" w:hAnsi="Times New Roman" w:eastAsia="Times New Roman" w:cs="Times New Roman"/>
+                <w:i w:val="false"/>
+                <w:b w:val="false"/>
+                <w:u w:val="none"/>
+                <w:strike w:val="false"/>
+                <w:sz w:val="20"/>
+                <w:szCs w:val="20"/>
+                <w:color w:val="000000"/>
+              </w:rPr>
+              <w:t xml:space="preserve">Kinh nghiệm</w:t>
+            </w:r>
+          </w:p>
+        </w:tc>
+        <w:tc>
+          <w:tcPr>
+            <w:tcBorders>
+              <w:bottom w:val="single" w:sz="4" w:space="0" w:color="999999"/>
+              <w:top w:val="single" w:sz="4" w:space="0" w:color="999999"/>
+              <w:left w:val="single" w:sz="4" w:space="0" w:color="999999"/>
+              <w:right w:val="single" w:sz="4" w:space="0" w:color="999999"/>
+            </w:tcBorders>
+            <w:shd w:val="clear" w:color="auto" w:fill="FFFFFF"/>
+            <w:tcMar>
+              <w:top w:w="0" w:type="dxa"/>
+              <w:bottom w:w="0" w:type="dxa"/>
+              <w:left w:w="0" w:type="dxa"/>
+              <w:right w:w="0" w:type="dxa"/>
+            </w:tcMar>
+            <w:vAlign w:val="center"/>
+          </w:tcPr>
+          <w:p>
+            <w:pPr>
+              <w:jc w:val="center"/>
+              <w:pBdr>
+                <w:bottom w:val="none" w:sz="0" w:space="0" w:color="000000"/>
+                <w:top w:val="none" w:sz="0" w:space="0" w:color="000000"/>
+                <w:left w:val="none" w:sz="0" w:space="0" w:color="000000"/>
+                <w:right w:val="none" w:sz="0" w:space="0" w:color="000000"/>
+              </w:pBdr>
+              <w:spacing w:after="100" w:before="100" w:line="240"/>
+              <w:ind w:left="100" w:right="100" w:firstLine="0" w:firstLineChars="0"/>
+              <w:rPr>
+                <w:rFonts w:ascii="Times New Roman" w:hAnsi="Times New Roman" w:eastAsia="Times New Roman" w:cs="Times New Roman"/>
+                <w:i w:val="false"/>
+                <w:b w:val="false"/>
+                <w:u w:val="none"/>
+                <w:strike w:val="false"/>
+                <w:sz w:val="20"/>
+                <w:szCs w:val="20"/>
+                <w:color w:val="000000"/>
+              </w:rPr>
+            </w:pPr>
+            <w:r>
+              <w:rPr>
+                <w:rFonts w:ascii="Times New Roman" w:hAnsi="Times New Roman" w:eastAsia="Times New Roman" w:cs="Times New Roman"/>
+                <w:i w:val="false"/>
+                <w:b w:val="false"/>
+                <w:u w:val="none"/>
+                <w:strike w:val="false"/>
+                <w:sz w:val="20"/>
+                <w:szCs w:val="20"/>
+                <w:color w:val="000000"/>
+              </w:rPr>
               <w:t xml:space="preserve">Từ 3 đến 5 năm</w:t>
             </w:r>
           </w:p>
@@ -2709,7 +3375,7 @@
         <w:trPr>
           <w:trHeight w:val="632" w:hRule="auto"/>
         </w:trPr>
-        body12
+        body15
         <w:tc>
           <w:tcPr>
             <w:tcBorders>
@@ -2760,115 +3426,115 @@
                 <w:szCs w:val="20"/>
                 <w:color w:val="000000"/>
               </w:rPr>
-              <w:t xml:space="preserve">Vị trí</w:t>
-            </w:r>
-          </w:p>
-        </w:tc>
-        <w:tc>
-          <w:tcPr>
-            <w:tcBorders>
-              <w:bottom w:val="single" w:sz="4" w:space="0" w:color="999999"/>
-              <w:top w:val="single" w:sz="4" w:space="0" w:color="999999"/>
-              <w:left w:val="single" w:sz="4" w:space="0" w:color="999999"/>
-              <w:right w:val="single" w:sz="4" w:space="0" w:color="999999"/>
-            </w:tcBorders>
-            <w:shd w:val="clear" w:color="auto" w:fill="FFFFFF"/>
-            <w:tcMar>
-              <w:top w:w="0" w:type="dxa"/>
-              <w:bottom w:w="0" w:type="dxa"/>
-              <w:left w:w="0" w:type="dxa"/>
-              <w:right w:w="0" w:type="dxa"/>
-            </w:tcMar>
-            <w:vAlign w:val="center"/>
-          </w:tcPr>
-          <w:p>
-            <w:pPr>
-              <w:jc w:val="center"/>
-              <w:pBdr>
-                <w:bottom w:val="none" w:sz="0" w:space="0" w:color="000000"/>
-                <w:top w:val="none" w:sz="0" w:space="0" w:color="000000"/>
-                <w:left w:val="none" w:sz="0" w:space="0" w:color="000000"/>
-                <w:right w:val="none" w:sz="0" w:space="0" w:color="000000"/>
-              </w:pBdr>
-              <w:spacing w:after="100" w:before="100" w:line="240"/>
-              <w:ind w:left="100" w:right="100" w:firstLine="0" w:firstLineChars="0"/>
-              <w:rPr>
-                <w:rFonts w:ascii="Times New Roman" w:hAnsi="Times New Roman" w:eastAsia="Times New Roman" w:cs="Times New Roman"/>
-                <w:i w:val="false"/>
-                <w:b w:val="false"/>
-                <w:u w:val="none"/>
-                <w:strike w:val="false"/>
-                <w:sz w:val="20"/>
-                <w:szCs w:val="20"/>
-                <w:color w:val="000000"/>
-              </w:rPr>
-            </w:pPr>
-            <w:r>
-              <w:rPr>
-                <w:rFonts w:ascii="Times New Roman" w:hAnsi="Times New Roman" w:eastAsia="Times New Roman" w:cs="Times New Roman"/>
-                <w:i w:val="false"/>
-                <w:b w:val="false"/>
-                <w:u w:val="none"/>
-                <w:strike w:val="false"/>
-                <w:sz w:val="20"/>
-                <w:szCs w:val="20"/>
-                <w:color w:val="000000"/>
-              </w:rPr>
-              <w:t xml:space="preserve">Ban giám đốc</w:t>
-            </w:r>
-          </w:p>
-        </w:tc>
-        <w:tc>
-          <w:tcPr>
-            <w:tcBorders>
-              <w:bottom w:val="single" w:sz="4" w:space="0" w:color="999999"/>
-              <w:top w:val="single" w:sz="4" w:space="0" w:color="999999"/>
-              <w:left w:val="single" w:sz="4" w:space="0" w:color="999999"/>
-              <w:right w:val="single" w:sz="4" w:space="0" w:color="999999"/>
-            </w:tcBorders>
-            <w:shd w:val="clear" w:color="auto" w:fill="FFFFFF"/>
-            <w:tcMar>
-              <w:top w:w="0" w:type="dxa"/>
-              <w:bottom w:w="0" w:type="dxa"/>
-              <w:left w:w="0" w:type="dxa"/>
-              <w:right w:w="0" w:type="dxa"/>
-            </w:tcMar>
-            <w:vAlign w:val="center"/>
-          </w:tcPr>
-          <w:p>
-            <w:pPr>
-              <w:jc w:val="center"/>
-              <w:pBdr>
-                <w:bottom w:val="none" w:sz="0" w:space="0" w:color="000000"/>
-                <w:top w:val="none" w:sz="0" w:space="0" w:color="000000"/>
-                <w:left w:val="none" w:sz="0" w:space="0" w:color="000000"/>
-                <w:right w:val="none" w:sz="0" w:space="0" w:color="000000"/>
-              </w:pBdr>
-              <w:spacing w:after="100" w:before="100" w:line="240"/>
-              <w:ind w:left="100" w:right="100" w:firstLine="0" w:firstLineChars="0"/>
-              <w:rPr>
-                <w:rFonts w:ascii="Times New Roman" w:hAnsi="Times New Roman" w:eastAsia="Times New Roman" w:cs="Times New Roman"/>
-                <w:i w:val="false"/>
-                <w:b w:val="false"/>
-                <w:u w:val="none"/>
-                <w:strike w:val="false"/>
-                <w:sz w:val="20"/>
-                <w:szCs w:val="20"/>
-                <w:color w:val="000000"/>
-              </w:rPr>
-            </w:pPr>
-            <w:r>
-              <w:rPr>
-                <w:rFonts w:ascii="Times New Roman" w:hAnsi="Times New Roman" w:eastAsia="Times New Roman" w:cs="Times New Roman"/>
-                <w:i w:val="false"/>
-                <w:b w:val="false"/>
-                <w:u w:val="none"/>
-                <w:strike w:val="false"/>
-                <w:sz w:val="20"/>
-                <w:szCs w:val="20"/>
-                <w:color w:val="000000"/>
-              </w:rPr>
-              <w:t xml:space="preserve">71</w:t>
+              <w:t xml:space="preserve">Kinh nghiệm</w:t>
+            </w:r>
+          </w:p>
+        </w:tc>
+        <w:tc>
+          <w:tcPr>
+            <w:tcBorders>
+              <w:bottom w:val="single" w:sz="4" w:space="0" w:color="999999"/>
+              <w:top w:val="single" w:sz="4" w:space="0" w:color="999999"/>
+              <w:left w:val="single" w:sz="4" w:space="0" w:color="999999"/>
+              <w:right w:val="single" w:sz="4" w:space="0" w:color="999999"/>
+            </w:tcBorders>
+            <w:shd w:val="clear" w:color="auto" w:fill="FFFFFF"/>
+            <w:tcMar>
+              <w:top w:w="0" w:type="dxa"/>
+              <w:bottom w:w="0" w:type="dxa"/>
+              <w:left w:w="0" w:type="dxa"/>
+              <w:right w:w="0" w:type="dxa"/>
+            </w:tcMar>
+            <w:vAlign w:val="center"/>
+          </w:tcPr>
+          <w:p>
+            <w:pPr>
+              <w:jc w:val="center"/>
+              <w:pBdr>
+                <w:bottom w:val="none" w:sz="0" w:space="0" w:color="000000"/>
+                <w:top w:val="none" w:sz="0" w:space="0" w:color="000000"/>
+                <w:left w:val="none" w:sz="0" w:space="0" w:color="000000"/>
+                <w:right w:val="none" w:sz="0" w:space="0" w:color="000000"/>
+              </w:pBdr>
+              <w:spacing w:after="100" w:before="100" w:line="240"/>
+              <w:ind w:left="100" w:right="100" w:firstLine="0" w:firstLineChars="0"/>
+              <w:rPr>
+                <w:rFonts w:ascii="Times New Roman" w:hAnsi="Times New Roman" w:eastAsia="Times New Roman" w:cs="Times New Roman"/>
+                <w:i w:val="false"/>
+                <w:b w:val="false"/>
+                <w:u w:val="none"/>
+                <w:strike w:val="false"/>
+                <w:sz w:val="20"/>
+                <w:szCs w:val="20"/>
+                <w:color w:val="000000"/>
+              </w:rPr>
+            </w:pPr>
+            <w:r>
+              <w:rPr>
+                <w:rFonts w:ascii="Times New Roman" w:hAnsi="Times New Roman" w:eastAsia="Times New Roman" w:cs="Times New Roman"/>
+                <w:i w:val="false"/>
+                <w:b w:val="false"/>
+                <w:u w:val="none"/>
+                <w:strike w:val="false"/>
+                <w:sz w:val="20"/>
+                <w:szCs w:val="20"/>
+                <w:color w:val="000000"/>
+              </w:rPr>
+              <w:t xml:space="preserve">Tổng cộng</w:t>
+            </w:r>
+          </w:p>
+        </w:tc>
+        <w:tc>
+          <w:tcPr>
+            <w:tcBorders>
+              <w:bottom w:val="single" w:sz="4" w:space="0" w:color="999999"/>
+              <w:top w:val="single" w:sz="4" w:space="0" w:color="999999"/>
+              <w:left w:val="single" w:sz="4" w:space="0" w:color="999999"/>
+              <w:right w:val="single" w:sz="4" w:space="0" w:color="999999"/>
+            </w:tcBorders>
+            <w:shd w:val="clear" w:color="auto" w:fill="FFFFFF"/>
+            <w:tcMar>
+              <w:top w:w="0" w:type="dxa"/>
+              <w:bottom w:w="0" w:type="dxa"/>
+              <w:left w:w="0" w:type="dxa"/>
+              <w:right w:w="0" w:type="dxa"/>
+            </w:tcMar>
+            <w:vAlign w:val="center"/>
+          </w:tcPr>
+          <w:p>
+            <w:pPr>
+              <w:jc w:val="center"/>
+              <w:pBdr>
+                <w:bottom w:val="none" w:sz="0" w:space="0" w:color="000000"/>
+                <w:top w:val="none" w:sz="0" w:space="0" w:color="000000"/>
+                <w:left w:val="none" w:sz="0" w:space="0" w:color="000000"/>
+                <w:right w:val="none" w:sz="0" w:space="0" w:color="000000"/>
+              </w:pBdr>
+              <w:spacing w:after="100" w:before="100" w:line="240"/>
+              <w:ind w:left="100" w:right="100" w:firstLine="0" w:firstLineChars="0"/>
+              <w:rPr>
+                <w:rFonts w:ascii="Times New Roman" w:hAnsi="Times New Roman" w:eastAsia="Times New Roman" w:cs="Times New Roman"/>
+                <w:i w:val="false"/>
+                <w:b w:val="false"/>
+                <w:u w:val="none"/>
+                <w:strike w:val="false"/>
+                <w:sz w:val="20"/>
+                <w:szCs w:val="20"/>
+                <w:color w:val="000000"/>
+              </w:rPr>
+            </w:pPr>
+            <w:r>
+              <w:rPr>
+                <w:rFonts w:ascii="Times New Roman" w:hAnsi="Times New Roman" w:eastAsia="Times New Roman" w:cs="Times New Roman"/>
+                <w:i w:val="false"/>
+                <w:b w:val="false"/>
+                <w:u w:val="none"/>
+                <w:strike w:val="false"/>
+                <w:sz w:val="20"/>
+                <w:szCs w:val="20"/>
+                <w:color w:val="000000"/>
+              </w:rPr>
+              <w:t xml:space="preserve">400</w:t>
             </w:r>
           </w:p>
         </w:tc>
@@ -2922,7 +3588,7 @@
                 <w:szCs w:val="20"/>
                 <w:color w:val="000000"/>
               </w:rPr>
-              <w:t xml:space="preserve">17.8</w:t>
+              <w:t xml:space="preserve">100.0</w:t>
             </w:r>
           </w:p>
         </w:tc>
@@ -2931,7 +3597,7 @@
         <w:trPr>
           <w:trHeight w:val="632" w:hRule="auto"/>
         </w:trPr>
-        body13
+        body16
         <w:tc>
           <w:tcPr>
             <w:tcBorders>
@@ -3036,61 +3702,61 @@
                 <w:szCs w:val="20"/>
                 <w:color w:val="000000"/>
               </w:rPr>
-              <w:t xml:space="preserve">Kiểm toán viên/Trưởng nhóm</w:t>
-            </w:r>
-          </w:p>
-        </w:tc>
-        <w:tc>
-          <w:tcPr>
-            <w:tcBorders>
-              <w:bottom w:val="single" w:sz="4" w:space="0" w:color="999999"/>
-              <w:top w:val="single" w:sz="4" w:space="0" w:color="999999"/>
-              <w:left w:val="single" w:sz="4" w:space="0" w:color="999999"/>
-              <w:right w:val="single" w:sz="4" w:space="0" w:color="999999"/>
-            </w:tcBorders>
-            <w:shd w:val="clear" w:color="auto" w:fill="FFFFFF"/>
-            <w:tcMar>
-              <w:top w:w="0" w:type="dxa"/>
-              <w:bottom w:w="0" w:type="dxa"/>
-              <w:left w:w="0" w:type="dxa"/>
-              <w:right w:w="0" w:type="dxa"/>
-            </w:tcMar>
-            <w:vAlign w:val="center"/>
-          </w:tcPr>
-          <w:p>
-            <w:pPr>
-              <w:jc w:val="center"/>
-              <w:pBdr>
-                <w:bottom w:val="none" w:sz="0" w:space="0" w:color="000000"/>
-                <w:top w:val="none" w:sz="0" w:space="0" w:color="000000"/>
-                <w:left w:val="none" w:sz="0" w:space="0" w:color="000000"/>
-                <w:right w:val="none" w:sz="0" w:space="0" w:color="000000"/>
-              </w:pBdr>
-              <w:spacing w:after="100" w:before="100" w:line="240"/>
-              <w:ind w:left="100" w:right="100" w:firstLine="0" w:firstLineChars="0"/>
-              <w:rPr>
-                <w:rFonts w:ascii="Times New Roman" w:hAnsi="Times New Roman" w:eastAsia="Times New Roman" w:cs="Times New Roman"/>
-                <w:i w:val="false"/>
-                <w:b w:val="false"/>
-                <w:u w:val="none"/>
-                <w:strike w:val="false"/>
-                <w:sz w:val="20"/>
-                <w:szCs w:val="20"/>
-                <w:color w:val="000000"/>
-              </w:rPr>
-            </w:pPr>
-            <w:r>
-              <w:rPr>
-                <w:rFonts w:ascii="Times New Roman" w:hAnsi="Times New Roman" w:eastAsia="Times New Roman" w:cs="Times New Roman"/>
-                <w:i w:val="false"/>
-                <w:b w:val="false"/>
-                <w:u w:val="none"/>
-                <w:strike w:val="false"/>
-                <w:sz w:val="20"/>
-                <w:szCs w:val="20"/>
-                <w:color w:val="000000"/>
-              </w:rPr>
-              <w:t xml:space="preserve">115</w:t>
+              <w:t xml:space="preserve">Ban giám đốc</w:t>
+            </w:r>
+          </w:p>
+        </w:tc>
+        <w:tc>
+          <w:tcPr>
+            <w:tcBorders>
+              <w:bottom w:val="single" w:sz="4" w:space="0" w:color="999999"/>
+              <w:top w:val="single" w:sz="4" w:space="0" w:color="999999"/>
+              <w:left w:val="single" w:sz="4" w:space="0" w:color="999999"/>
+              <w:right w:val="single" w:sz="4" w:space="0" w:color="999999"/>
+            </w:tcBorders>
+            <w:shd w:val="clear" w:color="auto" w:fill="FFFFFF"/>
+            <w:tcMar>
+              <w:top w:w="0" w:type="dxa"/>
+              <w:bottom w:w="0" w:type="dxa"/>
+              <w:left w:w="0" w:type="dxa"/>
+              <w:right w:w="0" w:type="dxa"/>
+            </w:tcMar>
+            <w:vAlign w:val="center"/>
+          </w:tcPr>
+          <w:p>
+            <w:pPr>
+              <w:jc w:val="center"/>
+              <w:pBdr>
+                <w:bottom w:val="none" w:sz="0" w:space="0" w:color="000000"/>
+                <w:top w:val="none" w:sz="0" w:space="0" w:color="000000"/>
+                <w:left w:val="none" w:sz="0" w:space="0" w:color="000000"/>
+                <w:right w:val="none" w:sz="0" w:space="0" w:color="000000"/>
+              </w:pBdr>
+              <w:spacing w:after="100" w:before="100" w:line="240"/>
+              <w:ind w:left="100" w:right="100" w:firstLine="0" w:firstLineChars="0"/>
+              <w:rPr>
+                <w:rFonts w:ascii="Times New Roman" w:hAnsi="Times New Roman" w:eastAsia="Times New Roman" w:cs="Times New Roman"/>
+                <w:i w:val="false"/>
+                <w:b w:val="false"/>
+                <w:u w:val="none"/>
+                <w:strike w:val="false"/>
+                <w:sz w:val="20"/>
+                <w:szCs w:val="20"/>
+                <w:color w:val="000000"/>
+              </w:rPr>
+            </w:pPr>
+            <w:r>
+              <w:rPr>
+                <w:rFonts w:ascii="Times New Roman" w:hAnsi="Times New Roman" w:eastAsia="Times New Roman" w:cs="Times New Roman"/>
+                <w:i w:val="false"/>
+                <w:b w:val="false"/>
+                <w:u w:val="none"/>
+                <w:strike w:val="false"/>
+                <w:sz w:val="20"/>
+                <w:szCs w:val="20"/>
+                <w:color w:val="000000"/>
+              </w:rPr>
+              <w:t xml:space="preserve">71</w:t>
             </w:r>
           </w:p>
         </w:tc>
@@ -3144,7 +3810,7 @@
                 <w:szCs w:val="20"/>
                 <w:color w:val="000000"/>
               </w:rPr>
-              <w:t xml:space="preserve">28.8</w:t>
+              <w:t xml:space="preserve">17.8</w:t>
             </w:r>
           </w:p>
         </w:tc>
@@ -3153,7 +3819,229 @@
         <w:trPr>
           <w:trHeight w:val="632" w:hRule="auto"/>
         </w:trPr>
-        body14
+        body17
+        <w:tc>
+          <w:tcPr>
+            <w:tcBorders>
+              <w:bottom w:val="single" w:sz="4" w:space="0" w:color="999999"/>
+              <w:top w:val="single" w:sz="4" w:space="0" w:color="999999"/>
+              <w:left w:val="single" w:sz="8" w:space="0" w:color="000000"/>
+              <w:right w:val="single" w:sz="4" w:space="0" w:color="999999"/>
+            </w:tcBorders>
+            <w:shd w:val="clear" w:color="auto" w:fill="FFFFFF"/>
+            <w:tcMar>
+              <w:top w:w="0" w:type="dxa"/>
+              <w:bottom w:w="0" w:type="dxa"/>
+              <w:left w:w="0" w:type="dxa"/>
+              <w:right w:w="0" w:type="dxa"/>
+            </w:tcMar>
+            <w:vAlign w:val="center"/>
+          </w:tcPr>
+          <w:p>
+            <w:pPr>
+              <w:jc w:val="left"/>
+              <w:pBdr>
+                <w:bottom w:val="none" w:sz="0" w:space="0" w:color="000000"/>
+                <w:top w:val="none" w:sz="0" w:space="0" w:color="000000"/>
+                <w:left w:val="none" w:sz="0" w:space="0" w:color="000000"/>
+                <w:right w:val="none" w:sz="0" w:space="0" w:color="000000"/>
+              </w:pBdr>
+              <w:spacing w:after="100" w:before="100" w:line="240"/>
+              <w:ind w:left="100" w:right="100" w:firstLine="0" w:firstLineChars="0"/>
+              <w:rPr>
+                <w:rFonts w:ascii="Times New Roman" w:hAnsi="Times New Roman" w:eastAsia="Times New Roman" w:cs="Times New Roman"/>
+                <w:i w:val="false"/>
+                <w:b w:val="false"/>
+                <w:u w:val="none"/>
+                <w:strike w:val="false"/>
+                <w:sz w:val="20"/>
+                <w:szCs w:val="20"/>
+                <w:color w:val="000000"/>
+              </w:rPr>
+            </w:pPr>
+            <w:r>
+              <w:rPr>
+                <w:rFonts w:ascii="Times New Roman" w:hAnsi="Times New Roman" w:eastAsia="Times New Roman" w:cs="Times New Roman"/>
+                <w:i w:val="false"/>
+                <w:b w:val="false"/>
+                <w:u w:val="none"/>
+                <w:strike w:val="false"/>
+                <w:sz w:val="20"/>
+                <w:szCs w:val="20"/>
+                <w:color w:val="000000"/>
+              </w:rPr>
+              <w:t xml:space="preserve">Vị trí</w:t>
+            </w:r>
+          </w:p>
+        </w:tc>
+        <w:tc>
+          <w:tcPr>
+            <w:tcBorders>
+              <w:bottom w:val="single" w:sz="4" w:space="0" w:color="999999"/>
+              <w:top w:val="single" w:sz="4" w:space="0" w:color="999999"/>
+              <w:left w:val="single" w:sz="4" w:space="0" w:color="999999"/>
+              <w:right w:val="single" w:sz="4" w:space="0" w:color="999999"/>
+            </w:tcBorders>
+            <w:shd w:val="clear" w:color="auto" w:fill="FFFFFF"/>
+            <w:tcMar>
+              <w:top w:w="0" w:type="dxa"/>
+              <w:bottom w:w="0" w:type="dxa"/>
+              <w:left w:w="0" w:type="dxa"/>
+              <w:right w:w="0" w:type="dxa"/>
+            </w:tcMar>
+            <w:vAlign w:val="center"/>
+          </w:tcPr>
+          <w:p>
+            <w:pPr>
+              <w:jc w:val="center"/>
+              <w:pBdr>
+                <w:bottom w:val="none" w:sz="0" w:space="0" w:color="000000"/>
+                <w:top w:val="none" w:sz="0" w:space="0" w:color="000000"/>
+                <w:left w:val="none" w:sz="0" w:space="0" w:color="000000"/>
+                <w:right w:val="none" w:sz="0" w:space="0" w:color="000000"/>
+              </w:pBdr>
+              <w:spacing w:after="100" w:before="100" w:line="240"/>
+              <w:ind w:left="100" w:right="100" w:firstLine="0" w:firstLineChars="0"/>
+              <w:rPr>
+                <w:rFonts w:ascii="Times New Roman" w:hAnsi="Times New Roman" w:eastAsia="Times New Roman" w:cs="Times New Roman"/>
+                <w:i w:val="false"/>
+                <w:b w:val="false"/>
+                <w:u w:val="none"/>
+                <w:strike w:val="false"/>
+                <w:sz w:val="20"/>
+                <w:szCs w:val="20"/>
+                <w:color w:val="000000"/>
+              </w:rPr>
+            </w:pPr>
+            <w:r>
+              <w:rPr>
+                <w:rFonts w:ascii="Times New Roman" w:hAnsi="Times New Roman" w:eastAsia="Times New Roman" w:cs="Times New Roman"/>
+                <w:i w:val="false"/>
+                <w:b w:val="false"/>
+                <w:u w:val="none"/>
+                <w:strike w:val="false"/>
+                <w:sz w:val="20"/>
+                <w:szCs w:val="20"/>
+                <w:color w:val="000000"/>
+              </w:rPr>
+              <w:t xml:space="preserve">Kiểm toán viên/Trưởng nhóm</w:t>
+            </w:r>
+          </w:p>
+        </w:tc>
+        <w:tc>
+          <w:tcPr>
+            <w:tcBorders>
+              <w:bottom w:val="single" w:sz="4" w:space="0" w:color="999999"/>
+              <w:top w:val="single" w:sz="4" w:space="0" w:color="999999"/>
+              <w:left w:val="single" w:sz="4" w:space="0" w:color="999999"/>
+              <w:right w:val="single" w:sz="4" w:space="0" w:color="999999"/>
+            </w:tcBorders>
+            <w:shd w:val="clear" w:color="auto" w:fill="FFFFFF"/>
+            <w:tcMar>
+              <w:top w:w="0" w:type="dxa"/>
+              <w:bottom w:w="0" w:type="dxa"/>
+              <w:left w:w="0" w:type="dxa"/>
+              <w:right w:w="0" w:type="dxa"/>
+            </w:tcMar>
+            <w:vAlign w:val="center"/>
+          </w:tcPr>
+          <w:p>
+            <w:pPr>
+              <w:jc w:val="center"/>
+              <w:pBdr>
+                <w:bottom w:val="none" w:sz="0" w:space="0" w:color="000000"/>
+                <w:top w:val="none" w:sz="0" w:space="0" w:color="000000"/>
+                <w:left w:val="none" w:sz="0" w:space="0" w:color="000000"/>
+                <w:right w:val="none" w:sz="0" w:space="0" w:color="000000"/>
+              </w:pBdr>
+              <w:spacing w:after="100" w:before="100" w:line="240"/>
+              <w:ind w:left="100" w:right="100" w:firstLine="0" w:firstLineChars="0"/>
+              <w:rPr>
+                <w:rFonts w:ascii="Times New Roman" w:hAnsi="Times New Roman" w:eastAsia="Times New Roman" w:cs="Times New Roman"/>
+                <w:i w:val="false"/>
+                <w:b w:val="false"/>
+                <w:u w:val="none"/>
+                <w:strike w:val="false"/>
+                <w:sz w:val="20"/>
+                <w:szCs w:val="20"/>
+                <w:color w:val="000000"/>
+              </w:rPr>
+            </w:pPr>
+            <w:r>
+              <w:rPr>
+                <w:rFonts w:ascii="Times New Roman" w:hAnsi="Times New Roman" w:eastAsia="Times New Roman" w:cs="Times New Roman"/>
+                <w:i w:val="false"/>
+                <w:b w:val="false"/>
+                <w:u w:val="none"/>
+                <w:strike w:val="false"/>
+                <w:sz w:val="20"/>
+                <w:szCs w:val="20"/>
+                <w:color w:val="000000"/>
+              </w:rPr>
+              <w:t xml:space="preserve">115</w:t>
+            </w:r>
+          </w:p>
+        </w:tc>
+        <w:tc>
+          <w:tcPr>
+            <w:tcBorders>
+              <w:bottom w:val="single" w:sz="4" w:space="0" w:color="999999"/>
+              <w:top w:val="single" w:sz="4" w:space="0" w:color="999999"/>
+              <w:left w:val="single" w:sz="4" w:space="0" w:color="999999"/>
+              <w:right w:val="single" w:sz="8" w:space="0" w:color="000000"/>
+            </w:tcBorders>
+            <w:shd w:val="clear" w:color="auto" w:fill="FFFFFF"/>
+            <w:tcMar>
+              <w:top w:w="0" w:type="dxa"/>
+              <w:bottom w:w="0" w:type="dxa"/>
+              <w:left w:w="0" w:type="dxa"/>
+              <w:right w:w="0" w:type="dxa"/>
+            </w:tcMar>
+            <w:vAlign w:val="center"/>
+          </w:tcPr>
+          <w:p>
+            <w:pPr>
+              <w:jc w:val="center"/>
+              <w:pBdr>
+                <w:bottom w:val="none" w:sz="0" w:space="0" w:color="000000"/>
+                <w:top w:val="none" w:sz="0" w:space="0" w:color="000000"/>
+                <w:left w:val="none" w:sz="0" w:space="0" w:color="000000"/>
+                <w:right w:val="none" w:sz="0" w:space="0" w:color="000000"/>
+              </w:pBdr>
+              <w:spacing w:after="100" w:before="100" w:line="240"/>
+              <w:ind w:left="100" w:right="100" w:firstLine="0" w:firstLineChars="0"/>
+              <w:rPr>
+                <w:rFonts w:ascii="Times New Roman" w:hAnsi="Times New Roman" w:eastAsia="Times New Roman" w:cs="Times New Roman"/>
+                <w:i w:val="false"/>
+                <w:b w:val="false"/>
+                <w:u w:val="none"/>
+                <w:strike w:val="false"/>
+                <w:sz w:val="20"/>
+                <w:szCs w:val="20"/>
+                <w:color w:val="000000"/>
+              </w:rPr>
+            </w:pPr>
+            <w:r>
+              <w:rPr>
+                <w:rFonts w:ascii="Times New Roman" w:hAnsi="Times New Roman" w:eastAsia="Times New Roman" w:cs="Times New Roman"/>
+                <w:i w:val="false"/>
+                <w:b w:val="false"/>
+                <w:u w:val="none"/>
+                <w:strike w:val="false"/>
+                <w:sz w:val="20"/>
+                <w:szCs w:val="20"/>
+                <w:color w:val="000000"/>
+              </w:rPr>
+              <w:t xml:space="preserve">28.8</w:t>
+            </w:r>
+          </w:p>
+        </w:tc>
+      </w:tr>
+      <w:tr>
+        <w:trPr>
+          <w:trHeight w:val="632" w:hRule="auto"/>
+        </w:trPr>
+        body18
         <w:tc>
           <w:tcPr>
             <w:tcBorders>
@@ -3375,7 +4263,229 @@
         <w:trPr>
           <w:trHeight w:val="593" w:hRule="auto"/>
         </w:trPr>
-        body15
+        body19
+        <w:tc>
+          <w:tcPr>
+            <w:tcBorders>
+              <w:bottom w:val="single" w:sz="4" w:space="0" w:color="999999"/>
+              <w:top w:val="single" w:sz="4" w:space="0" w:color="999999"/>
+              <w:left w:val="single" w:sz="8" w:space="0" w:color="000000"/>
+              <w:right w:val="single" w:sz="4" w:space="0" w:color="999999"/>
+            </w:tcBorders>
+            <w:shd w:val="clear" w:color="auto" w:fill="FFFFFF"/>
+            <w:tcMar>
+              <w:top w:w="0" w:type="dxa"/>
+              <w:bottom w:w="0" w:type="dxa"/>
+              <w:left w:w="0" w:type="dxa"/>
+              <w:right w:w="0" w:type="dxa"/>
+            </w:tcMar>
+            <w:vAlign w:val="center"/>
+          </w:tcPr>
+          <w:p>
+            <w:pPr>
+              <w:jc w:val="left"/>
+              <w:pBdr>
+                <w:bottom w:val="none" w:sz="0" w:space="0" w:color="000000"/>
+                <w:top w:val="none" w:sz="0" w:space="0" w:color="000000"/>
+                <w:left w:val="none" w:sz="0" w:space="0" w:color="000000"/>
+                <w:right w:val="none" w:sz="0" w:space="0" w:color="000000"/>
+              </w:pBdr>
+              <w:spacing w:after="100" w:before="100" w:line="240"/>
+              <w:ind w:left="100" w:right="100" w:firstLine="0" w:firstLineChars="0"/>
+              <w:rPr>
+                <w:rFonts w:ascii="Times New Roman" w:hAnsi="Times New Roman" w:eastAsia="Times New Roman" w:cs="Times New Roman"/>
+                <w:i w:val="false"/>
+                <w:b w:val="false"/>
+                <w:u w:val="none"/>
+                <w:strike w:val="false"/>
+                <w:sz w:val="20"/>
+                <w:szCs w:val="20"/>
+                <w:color w:val="000000"/>
+              </w:rPr>
+            </w:pPr>
+            <w:r>
+              <w:rPr>
+                <w:rFonts w:ascii="Times New Roman" w:hAnsi="Times New Roman" w:eastAsia="Times New Roman" w:cs="Times New Roman"/>
+                <w:i w:val="false"/>
+                <w:b w:val="false"/>
+                <w:u w:val="none"/>
+                <w:strike w:val="false"/>
+                <w:sz w:val="20"/>
+                <w:szCs w:val="20"/>
+                <w:color w:val="000000"/>
+              </w:rPr>
+              <w:t xml:space="preserve">Vị trí</w:t>
+            </w:r>
+          </w:p>
+        </w:tc>
+        <w:tc>
+          <w:tcPr>
+            <w:tcBorders>
+              <w:bottom w:val="single" w:sz="4" w:space="0" w:color="999999"/>
+              <w:top w:val="single" w:sz="4" w:space="0" w:color="999999"/>
+              <w:left w:val="single" w:sz="4" w:space="0" w:color="999999"/>
+              <w:right w:val="single" w:sz="4" w:space="0" w:color="999999"/>
+            </w:tcBorders>
+            <w:shd w:val="clear" w:color="auto" w:fill="FFFFFF"/>
+            <w:tcMar>
+              <w:top w:w="0" w:type="dxa"/>
+              <w:bottom w:w="0" w:type="dxa"/>
+              <w:left w:w="0" w:type="dxa"/>
+              <w:right w:w="0" w:type="dxa"/>
+            </w:tcMar>
+            <w:vAlign w:val="center"/>
+          </w:tcPr>
+          <w:p>
+            <w:pPr>
+              <w:jc w:val="center"/>
+              <w:pBdr>
+                <w:bottom w:val="none" w:sz="0" w:space="0" w:color="000000"/>
+                <w:top w:val="none" w:sz="0" w:space="0" w:color="000000"/>
+                <w:left w:val="none" w:sz="0" w:space="0" w:color="000000"/>
+                <w:right w:val="none" w:sz="0" w:space="0" w:color="000000"/>
+              </w:pBdr>
+              <w:spacing w:after="100" w:before="100" w:line="240"/>
+              <w:ind w:left="100" w:right="100" w:firstLine="0" w:firstLineChars="0"/>
+              <w:rPr>
+                <w:rFonts w:ascii="Times New Roman" w:hAnsi="Times New Roman" w:eastAsia="Times New Roman" w:cs="Times New Roman"/>
+                <w:i w:val="false"/>
+                <w:b w:val="false"/>
+                <w:u w:val="none"/>
+                <w:strike w:val="false"/>
+                <w:sz w:val="20"/>
+                <w:szCs w:val="20"/>
+                <w:color w:val="000000"/>
+              </w:rPr>
+            </w:pPr>
+            <w:r>
+              <w:rPr>
+                <w:rFonts w:ascii="Times New Roman" w:hAnsi="Times New Roman" w:eastAsia="Times New Roman" w:cs="Times New Roman"/>
+                <w:i w:val="false"/>
+                <w:b w:val="false"/>
+                <w:u w:val="none"/>
+                <w:strike w:val="false"/>
+                <w:sz w:val="20"/>
+                <w:szCs w:val="20"/>
+                <w:color w:val="000000"/>
+              </w:rPr>
+              <w:t xml:space="preserve">Trưởng phòng</w:t>
+            </w:r>
+          </w:p>
+        </w:tc>
+        <w:tc>
+          <w:tcPr>
+            <w:tcBorders>
+              <w:bottom w:val="single" w:sz="4" w:space="0" w:color="999999"/>
+              <w:top w:val="single" w:sz="4" w:space="0" w:color="999999"/>
+              <w:left w:val="single" w:sz="4" w:space="0" w:color="999999"/>
+              <w:right w:val="single" w:sz="4" w:space="0" w:color="999999"/>
+            </w:tcBorders>
+            <w:shd w:val="clear" w:color="auto" w:fill="FFFFFF"/>
+            <w:tcMar>
+              <w:top w:w="0" w:type="dxa"/>
+              <w:bottom w:w="0" w:type="dxa"/>
+              <w:left w:w="0" w:type="dxa"/>
+              <w:right w:w="0" w:type="dxa"/>
+            </w:tcMar>
+            <w:vAlign w:val="center"/>
+          </w:tcPr>
+          <w:p>
+            <w:pPr>
+              <w:jc w:val="center"/>
+              <w:pBdr>
+                <w:bottom w:val="none" w:sz="0" w:space="0" w:color="000000"/>
+                <w:top w:val="none" w:sz="0" w:space="0" w:color="000000"/>
+                <w:left w:val="none" w:sz="0" w:space="0" w:color="000000"/>
+                <w:right w:val="none" w:sz="0" w:space="0" w:color="000000"/>
+              </w:pBdr>
+              <w:spacing w:after="100" w:before="100" w:line="240"/>
+              <w:ind w:left="100" w:right="100" w:firstLine="0" w:firstLineChars="0"/>
+              <w:rPr>
+                <w:rFonts w:ascii="Times New Roman" w:hAnsi="Times New Roman" w:eastAsia="Times New Roman" w:cs="Times New Roman"/>
+                <w:i w:val="false"/>
+                <w:b w:val="false"/>
+                <w:u w:val="none"/>
+                <w:strike w:val="false"/>
+                <w:sz w:val="20"/>
+                <w:szCs w:val="20"/>
+                <w:color w:val="000000"/>
+              </w:rPr>
+            </w:pPr>
+            <w:r>
+              <w:rPr>
+                <w:rFonts w:ascii="Times New Roman" w:hAnsi="Times New Roman" w:eastAsia="Times New Roman" w:cs="Times New Roman"/>
+                <w:i w:val="false"/>
+                <w:b w:val="false"/>
+                <w:u w:val="none"/>
+                <w:strike w:val="false"/>
+                <w:sz w:val="20"/>
+                <w:szCs w:val="20"/>
+                <w:color w:val="000000"/>
+              </w:rPr>
+              <w:t xml:space="preserve">58</w:t>
+            </w:r>
+          </w:p>
+        </w:tc>
+        <w:tc>
+          <w:tcPr>
+            <w:tcBorders>
+              <w:bottom w:val="single" w:sz="4" w:space="0" w:color="999999"/>
+              <w:top w:val="single" w:sz="4" w:space="0" w:color="999999"/>
+              <w:left w:val="single" w:sz="4" w:space="0" w:color="999999"/>
+              <w:right w:val="single" w:sz="8" w:space="0" w:color="000000"/>
+            </w:tcBorders>
+            <w:shd w:val="clear" w:color="auto" w:fill="FFFFFF"/>
+            <w:tcMar>
+              <w:top w:w="0" w:type="dxa"/>
+              <w:bottom w:w="0" w:type="dxa"/>
+              <w:left w:w="0" w:type="dxa"/>
+              <w:right w:w="0" w:type="dxa"/>
+            </w:tcMar>
+            <w:vAlign w:val="center"/>
+          </w:tcPr>
+          <w:p>
+            <w:pPr>
+              <w:jc w:val="center"/>
+              <w:pBdr>
+                <w:bottom w:val="none" w:sz="0" w:space="0" w:color="000000"/>
+                <w:top w:val="none" w:sz="0" w:space="0" w:color="000000"/>
+                <w:left w:val="none" w:sz="0" w:space="0" w:color="000000"/>
+                <w:right w:val="none" w:sz="0" w:space="0" w:color="000000"/>
+              </w:pBdr>
+              <w:spacing w:after="100" w:before="100" w:line="240"/>
+              <w:ind w:left="100" w:right="100" w:firstLine="0" w:firstLineChars="0"/>
+              <w:rPr>
+                <w:rFonts w:ascii="Times New Roman" w:hAnsi="Times New Roman" w:eastAsia="Times New Roman" w:cs="Times New Roman"/>
+                <w:i w:val="false"/>
+                <w:b w:val="false"/>
+                <w:u w:val="none"/>
+                <w:strike w:val="false"/>
+                <w:sz w:val="20"/>
+                <w:szCs w:val="20"/>
+                <w:color w:val="000000"/>
+              </w:rPr>
+            </w:pPr>
+            <w:r>
+              <w:rPr>
+                <w:rFonts w:ascii="Times New Roman" w:hAnsi="Times New Roman" w:eastAsia="Times New Roman" w:cs="Times New Roman"/>
+                <w:i w:val="false"/>
+                <w:b w:val="false"/>
+                <w:u w:val="none"/>
+                <w:strike w:val="false"/>
+                <w:sz w:val="20"/>
+                <w:szCs w:val="20"/>
+                <w:color w:val="000000"/>
+              </w:rPr>
+              <w:t xml:space="preserve">14.5</w:t>
+            </w:r>
+          </w:p>
+        </w:tc>
+      </w:tr>
+      <w:tr>
+        <w:trPr>
+          <w:trHeight w:val="632" w:hRule="auto"/>
+        </w:trPr>
+        body20
         <w:tc>
           <w:tcPr>
             <w:tcBorders>
@@ -3480,7 +4590,7 @@
                 <w:szCs w:val="20"/>
                 <w:color w:val="000000"/>
               </w:rPr>
-              <w:t xml:space="preserve">Trưởng phòng</w:t>
+              <w:t xml:space="preserve">Tổng cộng</w:t>
             </w:r>
           </w:p>
         </w:tc>
@@ -3534,7 +4644,7 @@
                 <w:szCs w:val="20"/>
                 <w:color w:val="000000"/>
               </w:rPr>
-              <w:t xml:space="preserve">58</w:t>
+              <w:t xml:space="preserve">400</w:t>
             </w:r>
           </w:p>
         </w:tc>
@@ -3588,7 +4698,7 @@
                 <w:szCs w:val="20"/>
                 <w:color w:val="000000"/>
               </w:rPr>
-              <w:t xml:space="preserve">14.5</w:t>
+              <w:t xml:space="preserve">100.1</w:t>
             </w:r>
           </w:p>
         </w:tc>
